--- a/multimedia_appendix_1.docx
+++ b/multimedia_appendix_1.docx
@@ -23,7 +23,7 @@
         <w:pStyle w:val="Date"/>
       </w:pPr>
       <w:r>
-        <w:t xml:space="preserve">January 2026</w:t>
+        <w:t xml:space="preserve">March 2026</w:t>
       </w:r>
     </w:p>
     <w:sdt>

--- a/multimedia_appendix_1.docx
+++ b/multimedia_appendix_1.docx
@@ -52,7 +52,7 @@
         </w:p>
       </w:sdtContent>
     </w:sdt>
-    <w:bookmarkStart w:id="10" w:name="multimedia-appendix-1"/>
+    <w:bookmarkStart w:id="11" w:name="multimedia-appendix-1"/>
     <w:p>
       <w:pPr>
         <w:pStyle w:val="Heading1"/>
@@ -68,6 +68,14 @@
       </w:pPr>
       <w:r>
         <w:t xml:space="preserve">HIMSS Analytics Maturity Assessment Model (AMAM) Stages</w:t>
+      </w:r>
+    </w:p>
+    <w:p>
+      <w:pPr>
+        <w:pStyle w:val="FirstParagraph"/>
+      </w:pPr>
+      <w:r>
+        <w:t xml:space="preserve">The HITL-KG framework’s Three-Pillar Assessment Rubric (Table 2 in the main paper) uses HIMSS AMAM stages as one indicator of Analytics Maturity. This appendix provides the full stage definitions.</w:t>
       </w:r>
     </w:p>
     <w:tbl>
@@ -538,7 +546,29 @@
       </w:tr>
     </w:tbl>
     <w:bookmarkEnd w:id="9"/>
+    <w:bookmarkStart w:id="10" w:name="references"/>
+    <w:p>
+      <w:pPr>
+        <w:pStyle w:val="Heading2"/>
+      </w:pPr>
+      <w:r>
+        <w:t xml:space="preserve">References</w:t>
+      </w:r>
+    </w:p>
+    <w:p>
+      <w:pPr>
+        <w:pStyle w:val="Compact"/>
+        <w:numPr>
+          <w:ilvl w:val="0"/>
+          <w:numId w:val="1001"/>
+        </w:numPr>
+      </w:pPr>
+      <w:r>
+        <w:t xml:space="preserve">Healthcare Information and Management Systems Society (HIMSS). Analytics maturity assessment model (AMAM) global report. HIMSS Analytics; 2024. Available from: https://www.himss.org/maturity-models/amam/</w:t>
+      </w:r>
+    </w:p>
     <w:bookmarkEnd w:id="10"/>
+    <w:bookmarkEnd w:id="11"/>
     <w:sectPr>
       <w:footnotePr>
         <w:numRestart w:val="eachSect"/>
@@ -649,8 +679,123 @@
       </w:pPr>
     </w:lvl>
   </w:abstractNum>
+  <w:abstractNum w:abstractNumId="99411">
+    <w:nsid w:val="00A99411"/>
+    <w:multiLevelType w:val="multilevel"/>
+    <w:lvl w:ilvl="0">
+      <w:start w:val="1"/>
+      <w:numFmt w:val="decimal"/>
+      <w:lvlText w:val="%1."/>
+      <w:lvlJc w:val="left"/>
+      <w:pPr>
+        <w:ind w:left="720" w:hanging="360"/>
+      </w:pPr>
+    </w:lvl>
+    <w:lvl w:ilvl="1">
+      <w:start w:val="1"/>
+      <w:numFmt w:val="decimal"/>
+      <w:lvlText w:val="%2."/>
+      <w:lvlJc w:val="left"/>
+      <w:pPr>
+        <w:ind w:left="1440" w:hanging="360"/>
+      </w:pPr>
+    </w:lvl>
+    <w:lvl w:ilvl="2">
+      <w:start w:val="1"/>
+      <w:numFmt w:val="decimal"/>
+      <w:lvlText w:val="%3."/>
+      <w:lvlJc w:val="left"/>
+      <w:pPr>
+        <w:ind w:left="2160" w:hanging="360"/>
+      </w:pPr>
+    </w:lvl>
+    <w:lvl w:ilvl="3">
+      <w:start w:val="1"/>
+      <w:numFmt w:val="decimal"/>
+      <w:lvlText w:val="%4."/>
+      <w:lvlJc w:val="left"/>
+      <w:pPr>
+        <w:ind w:left="2880" w:hanging="360"/>
+      </w:pPr>
+    </w:lvl>
+    <w:lvl w:ilvl="4">
+      <w:start w:val="1"/>
+      <w:numFmt w:val="decimal"/>
+      <w:lvlText w:val="%5."/>
+      <w:lvlJc w:val="left"/>
+      <w:pPr>
+        <w:ind w:left="3600" w:hanging="360"/>
+      </w:pPr>
+    </w:lvl>
+    <w:lvl w:ilvl="5">
+      <w:start w:val="1"/>
+      <w:numFmt w:val="decimal"/>
+      <w:lvlText w:val="%6."/>
+      <w:lvlJc w:val="left"/>
+      <w:pPr>
+        <w:ind w:left="4320" w:hanging="360"/>
+      </w:pPr>
+    </w:lvl>
+    <w:lvl w:ilvl="6">
+      <w:start w:val="1"/>
+      <w:numFmt w:val="decimal"/>
+      <w:lvlText w:val="%7."/>
+      <w:lvlJc w:val="left"/>
+      <w:pPr>
+        <w:ind w:left="5040" w:hanging="360"/>
+      </w:pPr>
+    </w:lvl>
+    <w:lvl w:ilvl="7">
+      <w:start w:val="1"/>
+      <w:numFmt w:val="decimal"/>
+      <w:lvlText w:val="%8."/>
+      <w:lvlJc w:val="left"/>
+      <w:pPr>
+        <w:ind w:left="5760" w:hanging="360"/>
+      </w:pPr>
+    </w:lvl>
+    <w:lvl w:ilvl="8">
+      <w:start w:val="1"/>
+      <w:numFmt w:val="decimal"/>
+      <w:lvlText w:val="%9."/>
+      <w:lvlJc w:val="left"/>
+      <w:pPr>
+        <w:ind w:left="6480" w:hanging="360"/>
+      </w:pPr>
+    </w:lvl>
+  </w:abstractNum>
   <w:num w:numId="1000">
     <w:abstractNumId w:val="990"/>
+  </w:num>
+  <w:num w:numId="1001">
+    <w:abstractNumId w:val="99411"/>
+    <w:lvlOverride w:ilvl="0">
+      <w:startOverride w:val="1"/>
+    </w:lvlOverride>
+    <w:lvlOverride w:ilvl="1">
+      <w:startOverride w:val="1"/>
+    </w:lvlOverride>
+    <w:lvlOverride w:ilvl="2">
+      <w:startOverride w:val="1"/>
+    </w:lvlOverride>
+    <w:lvlOverride w:ilvl="3">
+      <w:startOverride w:val="1"/>
+    </w:lvlOverride>
+    <w:lvlOverride w:ilvl="4">
+      <w:startOverride w:val="1"/>
+    </w:lvlOverride>
+    <w:lvlOverride w:ilvl="5">
+      <w:startOverride w:val="1"/>
+    </w:lvlOverride>
+    <w:lvlOverride w:ilvl="6">
+      <w:startOverride w:val="1"/>
+    </w:lvlOverride>
+    <w:lvlOverride w:ilvl="7">
+      <w:startOverride w:val="1"/>
+    </w:lvlOverride>
+    <w:lvlOverride w:ilvl="8">
+      <w:startOverride w:val="1"/>
+    </w:lvlOverride>
   </w:num>
 </w:numbering>
 </file>

--- a/multimedia_appendix_1.docx
+++ b/multimedia_appendix_1.docx
@@ -52,7 +52,7 @@
         </w:p>
       </w:sdtContent>
     </w:sdt>
-    <w:bookmarkStart w:id="11" w:name="multimedia-appendix-1"/>
+    <w:bookmarkStart w:id="15" w:name="multimedia-appendix-1"/>
     <w:p>
       <w:pPr>
         <w:pStyle w:val="Heading1"/>
@@ -61,13 +61,13 @@
         <w:t xml:space="preserve">Multimedia Appendix 1</w:t>
       </w:r>
     </w:p>
-    <w:bookmarkStart w:id="9" w:name="X9f53f22171f41c75ba70869e293df97768fb2d4"/>
+    <w:bookmarkStart w:id="12" w:name="X9f1943a7ce7630e7300cf38f4e99b0060e62518"/>
     <w:p>
       <w:pPr>
         <w:pStyle w:val="Heading2"/>
       </w:pPr>
       <w:r>
-        <w:t xml:space="preserve">HIMSS Analytics Maturity Assessment Model (AMAM) Stages</w:t>
+        <w:t xml:space="preserve">Validated Query Triple Examples for Healthcare Analytics</w:t>
       </w:r>
     </w:p>
     <w:p>
@@ -75,478 +75,1984 @@
         <w:pStyle w:val="FirstParagraph"/>
       </w:pPr>
       <w:r>
-        <w:t xml:space="preserve">The HITL-KG framework’s Three-Pillar Assessment Rubric (Table 2 in the main paper) uses HIMSS AMAM stages as one indicator of Analytics Maturity. This appendix provides the full stage definitions.</w:t>
+        <w:t xml:space="preserve">This appendix illustrates the Validated Query Triple artifact proposed by the HITL-KG framework (see Section 2.2 of the main paper). Each triple comprises three components: (1)</w:t>
+      </w:r>
+      <w:r>
+        <w:t xml:space="preserve"> </w:t>
+      </w:r>
+      <w:r>
+        <w:rPr>
+          <w:b/>
+          <w:bCs/>
+        </w:rPr>
+        <w:t xml:space="preserve">Natural Language Intent</w:t>
+      </w:r>
+      <w:r>
+        <w:t xml:space="preserve">, the clinical business question; (2)</w:t>
+      </w:r>
+      <w:r>
+        <w:t xml:space="preserve"> </w:t>
+      </w:r>
+      <w:r>
+        <w:rPr>
+          <w:b/>
+          <w:bCs/>
+        </w:rPr>
+        <w:t xml:space="preserve">Executable SQL</w:t>
+      </w:r>
+      <w:r>
+        <w:t xml:space="preserve">, the technical implementation; and (3)</w:t>
+      </w:r>
+      <w:r>
+        <w:t xml:space="preserve"> </w:t>
+      </w:r>
+      <w:r>
+        <w:rPr>
+          <w:b/>
+          <w:bCs/>
+        </w:rPr>
+        <w:t xml:space="preserve">Rationale Metadata</w:t>
+      </w:r>
+      <w:r>
+        <w:t xml:space="preserve">, the contextual</w:t>
+      </w:r>
+      <w:r>
+        <w:t xml:space="preserve"> </w:t>
+      </w:r>
+      <w:r>
+        <w:t xml:space="preserve">“why”</w:t>
+      </w:r>
+      <w:r>
+        <w:t xml:space="preserve"> </w:t>
+      </w:r>
+      <w:r>
+        <w:t xml:space="preserve">behind the logic. Together, these components capture not just</w:t>
+      </w:r>
+      <w:r>
+        <w:t xml:space="preserve"> </w:t>
+      </w:r>
+      <w:r>
+        <w:rPr>
+          <w:i/>
+          <w:iCs/>
+        </w:rPr>
+        <w:t xml:space="preserve">what</w:t>
+      </w:r>
+      <w:r>
+        <w:t xml:space="preserve"> </w:t>
+      </w:r>
+      <w:r>
+        <w:t xml:space="preserve">query was run but</w:t>
+      </w:r>
+      <w:r>
+        <w:t xml:space="preserve"> </w:t>
+      </w:r>
+      <w:r>
+        <w:rPr>
+          <w:i/>
+          <w:iCs/>
+        </w:rPr>
+        <w:t xml:space="preserve">why</w:t>
+      </w:r>
+      <w:r>
+        <w:t xml:space="preserve"> </w:t>
+      </w:r>
+      <w:r>
+        <w:t xml:space="preserve">it was constructed that way, preserving institutional knowledge that would otherwise be lost during staff turnover.</w:t>
       </w:r>
     </w:p>
-    <w:tbl>
-      <w:tblPr>
-        <w:tblStyle w:val="Table"/>
-        <w:tblW w:type="pct" w:w="5000"/>
-        <w:tblLayout w:type="fixed"/>
-        <w:tblLook w:firstRow="1" w:lastRow="0" w:firstColumn="0" w:lastColumn="0" w:noHBand="0" w:noVBand="0" w:val="0020"/>
-      </w:tblPr>
-      <w:tblGrid>
-        <w:gridCol w:w="1980"/>
-        <w:gridCol w:w="1980"/>
-        <w:gridCol w:w="1980"/>
-        <w:gridCol w:w="1980"/>
-      </w:tblGrid>
-      <w:tr>
-        <w:trPr>
-          <w:tblHeader w:val="on"/>
-        </w:trPr>
-        <w:tc>
-          <w:tcPr/>
-          <w:p>
-            <w:pPr>
-              <w:pStyle w:val="Compact"/>
-              <w:jc w:val="left"/>
-            </w:pPr>
-            <w:r>
-              <w:t xml:space="preserve">Stage</w:t>
-            </w:r>
-          </w:p>
-        </w:tc>
-        <w:tc>
-          <w:tcPr/>
-          <w:p>
-            <w:pPr>
-              <w:pStyle w:val="Compact"/>
-              <w:jc w:val="left"/>
-            </w:pPr>
-            <w:r>
-              <w:t xml:space="preserve">Name</w:t>
-            </w:r>
-          </w:p>
-        </w:tc>
-        <w:tc>
-          <w:tcPr/>
-          <w:p>
-            <w:pPr>
-              <w:pStyle w:val="Compact"/>
-              <w:jc w:val="left"/>
-            </w:pPr>
-            <w:r>
-              <w:t xml:space="preserve">Description</w:t>
-            </w:r>
-          </w:p>
-        </w:tc>
-        <w:tc>
-          <w:tcPr/>
-          <w:p>
-            <w:pPr>
-              <w:pStyle w:val="Compact"/>
-              <w:jc w:val="left"/>
-            </w:pPr>
-            <w:r>
-              <w:t xml:space="preserve">Key Capabilities</w:t>
-            </w:r>
-          </w:p>
-        </w:tc>
-      </w:tr>
-      <w:tr>
-        <w:tc>
-          <w:tcPr/>
-          <w:p>
-            <w:pPr>
-              <w:pStyle w:val="Compact"/>
-              <w:jc w:val="left"/>
-            </w:pPr>
-            <w:r>
-              <w:t xml:space="preserve">Stage 0</w:t>
-            </w:r>
-          </w:p>
-        </w:tc>
-        <w:tc>
-          <w:tcPr/>
-          <w:p>
-            <w:pPr>
-              <w:pStyle w:val="Compact"/>
-              <w:jc w:val="left"/>
-            </w:pPr>
-            <w:r>
-              <w:t xml:space="preserve">Data Collection</w:t>
-            </w:r>
-          </w:p>
-        </w:tc>
-        <w:tc>
-          <w:tcPr/>
-          <w:p>
-            <w:pPr>
-              <w:pStyle w:val="Compact"/>
-              <w:jc w:val="left"/>
-            </w:pPr>
-            <w:r>
-              <w:t xml:space="preserve">Basic data capture without integration</w:t>
-            </w:r>
-          </w:p>
-        </w:tc>
-        <w:tc>
-          <w:tcPr/>
-          <w:p>
-            <w:pPr>
-              <w:pStyle w:val="Compact"/>
-              <w:jc w:val="left"/>
-            </w:pPr>
-            <w:r>
-              <w:t xml:space="preserve">Manual data entry, paper records</w:t>
-            </w:r>
-          </w:p>
-        </w:tc>
-      </w:tr>
-      <w:tr>
-        <w:tc>
-          <w:tcPr/>
-          <w:p>
-            <w:pPr>
-              <w:pStyle w:val="Compact"/>
-              <w:jc w:val="left"/>
-            </w:pPr>
-            <w:r>
-              <w:t xml:space="preserve">Stage 1</w:t>
-            </w:r>
-          </w:p>
-        </w:tc>
-        <w:tc>
-          <w:tcPr/>
-          <w:p>
-            <w:pPr>
-              <w:pStyle w:val="Compact"/>
-              <w:jc w:val="left"/>
-            </w:pPr>
-            <w:r>
-              <w:t xml:space="preserve">Data Verification</w:t>
-            </w:r>
-          </w:p>
-        </w:tc>
-        <w:tc>
-          <w:tcPr/>
-          <w:p>
-            <w:pPr>
-              <w:pStyle w:val="Compact"/>
-              <w:jc w:val="left"/>
-            </w:pPr>
-            <w:r>
-              <w:t xml:space="preserve">Automated data validation and error checking</w:t>
-            </w:r>
-          </w:p>
-        </w:tc>
-        <w:tc>
-          <w:tcPr/>
-          <w:p>
-            <w:pPr>
-              <w:pStyle w:val="Compact"/>
-              <w:jc w:val="left"/>
-            </w:pPr>
-            <w:r>
-              <w:t xml:space="preserve">Basic quality controls, automated checks</w:t>
-            </w:r>
-          </w:p>
-        </w:tc>
-      </w:tr>
-      <w:tr>
-        <w:tc>
-          <w:tcPr/>
-          <w:p>
-            <w:pPr>
-              <w:pStyle w:val="Compact"/>
-              <w:jc w:val="left"/>
-            </w:pPr>
-            <w:r>
-              <w:t xml:space="preserve">Stage 2</w:t>
-            </w:r>
-          </w:p>
-        </w:tc>
-        <w:tc>
-          <w:tcPr/>
-          <w:p>
-            <w:pPr>
-              <w:pStyle w:val="Compact"/>
-              <w:jc w:val="left"/>
-            </w:pPr>
-            <w:r>
-              <w:t xml:space="preserve">Data Utilization</w:t>
-            </w:r>
-          </w:p>
-        </w:tc>
-        <w:tc>
-          <w:tcPr/>
-          <w:p>
-            <w:pPr>
-              <w:pStyle w:val="Compact"/>
-              <w:jc w:val="left"/>
-            </w:pPr>
-            <w:r>
-              <w:t xml:space="preserve">Standard reporting and basic analytics</w:t>
-            </w:r>
-          </w:p>
-        </w:tc>
-        <w:tc>
-          <w:tcPr/>
-          <w:p>
-            <w:pPr>
-              <w:pStyle w:val="Compact"/>
-              <w:jc w:val="left"/>
-            </w:pPr>
-            <w:r>
-              <w:t xml:space="preserve">Automated reports, dashboard creation</w:t>
-            </w:r>
-          </w:p>
-        </w:tc>
-      </w:tr>
-      <w:tr>
-        <w:tc>
-          <w:tcPr/>
-          <w:p>
-            <w:pPr>
-              <w:pStyle w:val="Compact"/>
-              <w:jc w:val="left"/>
-            </w:pPr>
-            <w:r>
-              <w:t xml:space="preserve">Stage 3</w:t>
-            </w:r>
-          </w:p>
-        </w:tc>
-        <w:tc>
-          <w:tcPr/>
-          <w:p>
-            <w:pPr>
-              <w:pStyle w:val="Compact"/>
-              <w:jc w:val="left"/>
-            </w:pPr>
-            <w:r>
-              <w:t xml:space="preserve">Automated Decision Support</w:t>
-            </w:r>
-          </w:p>
-        </w:tc>
-        <w:tc>
-          <w:tcPr/>
-          <w:p>
-            <w:pPr>
-              <w:pStyle w:val="Compact"/>
-              <w:jc w:val="left"/>
-            </w:pPr>
-            <w:r>
-              <w:t xml:space="preserve">Rule-based clinical and operational support</w:t>
-            </w:r>
-          </w:p>
-        </w:tc>
-        <w:tc>
-          <w:tcPr/>
-          <w:p>
-            <w:pPr>
-              <w:pStyle w:val="Compact"/>
-              <w:jc w:val="left"/>
-            </w:pPr>
-            <w:r>
-              <w:t xml:space="preserve">Clinical alerts, automated protocols</w:t>
-            </w:r>
-          </w:p>
-        </w:tc>
-      </w:tr>
-      <w:tr>
-        <w:tc>
-          <w:tcPr/>
-          <w:p>
-            <w:pPr>
-              <w:pStyle w:val="Compact"/>
-              <w:jc w:val="left"/>
-            </w:pPr>
-            <w:r>
-              <w:t xml:space="preserve">Stage 4</w:t>
-            </w:r>
-          </w:p>
-        </w:tc>
-        <w:tc>
-          <w:tcPr/>
-          <w:p>
-            <w:pPr>
-              <w:pStyle w:val="Compact"/>
-              <w:jc w:val="left"/>
-            </w:pPr>
-            <w:r>
-              <w:t xml:space="preserve">Population Health Analytics</w:t>
-            </w:r>
-          </w:p>
-        </w:tc>
-        <w:tc>
-          <w:tcPr/>
-          <w:p>
-            <w:pPr>
-              <w:pStyle w:val="Compact"/>
-              <w:jc w:val="left"/>
-            </w:pPr>
-            <w:r>
-              <w:t xml:space="preserve">Population-level analysis and intervention</w:t>
-            </w:r>
-          </w:p>
-        </w:tc>
-        <w:tc>
-          <w:tcPr/>
-          <w:p>
-            <w:pPr>
-              <w:pStyle w:val="Compact"/>
-              <w:jc w:val="left"/>
-            </w:pPr>
-            <w:r>
-              <w:t xml:space="preserve">Cohort identification, risk stratification</w:t>
-            </w:r>
-          </w:p>
-        </w:tc>
-      </w:tr>
-      <w:tr>
-        <w:tc>
-          <w:tcPr/>
-          <w:p>
-            <w:pPr>
-              <w:pStyle w:val="Compact"/>
-              <w:jc w:val="left"/>
-            </w:pPr>
-            <w:r>
-              <w:t xml:space="preserve">Stage 5</w:t>
-            </w:r>
-          </w:p>
-        </w:tc>
-        <w:tc>
-          <w:tcPr/>
-          <w:p>
-            <w:pPr>
-              <w:pStyle w:val="Compact"/>
-              <w:jc w:val="left"/>
-            </w:pPr>
-            <w:r>
-              <w:t xml:space="preserve">Predictive Analytics</w:t>
-            </w:r>
-          </w:p>
-        </w:tc>
-        <w:tc>
-          <w:tcPr/>
-          <w:p>
-            <w:pPr>
-              <w:pStyle w:val="Compact"/>
-              <w:jc w:val="left"/>
-            </w:pPr>
-            <w:r>
-              <w:t xml:space="preserve">Statistical modeling and predictive capabilities</w:t>
-            </w:r>
-          </w:p>
-        </w:tc>
-        <w:tc>
-          <w:tcPr/>
-          <w:p>
-            <w:pPr>
-              <w:pStyle w:val="Compact"/>
-              <w:jc w:val="left"/>
-            </w:pPr>
-            <w:r>
-              <w:t xml:space="preserve">Predictive models, trend analysis</w:t>
-            </w:r>
-          </w:p>
-        </w:tc>
-      </w:tr>
-      <w:tr>
-        <w:tc>
-          <w:tcPr/>
-          <w:p>
-            <w:pPr>
-              <w:pStyle w:val="Compact"/>
-              <w:jc w:val="left"/>
-            </w:pPr>
-            <w:r>
-              <w:t xml:space="preserve">Stage 6</w:t>
-            </w:r>
-          </w:p>
-        </w:tc>
-        <w:tc>
-          <w:tcPr/>
-          <w:p>
-            <w:pPr>
-              <w:pStyle w:val="Compact"/>
-              <w:jc w:val="left"/>
-            </w:pPr>
-            <w:r>
-              <w:t xml:space="preserve">Cognitive Analytics</w:t>
-            </w:r>
-          </w:p>
-        </w:tc>
-        <w:tc>
-          <w:tcPr/>
-          <w:p>
-            <w:pPr>
-              <w:pStyle w:val="Compact"/>
-              <w:jc w:val="left"/>
-            </w:pPr>
-            <w:r>
-              <w:t xml:space="preserve">Machine learning and AI integration</w:t>
-            </w:r>
-          </w:p>
-        </w:tc>
-        <w:tc>
-          <w:tcPr/>
-          <w:p>
-            <w:pPr>
-              <w:pStyle w:val="Compact"/>
-              <w:jc w:val="left"/>
-            </w:pPr>
-            <w:r>
-              <w:t xml:space="preserve">Advanced AI, pattern recognition</w:t>
-            </w:r>
-          </w:p>
-        </w:tc>
-      </w:tr>
-      <w:tr>
-        <w:tc>
-          <w:tcPr/>
-          <w:p>
-            <w:pPr>
-              <w:pStyle w:val="Compact"/>
-              <w:jc w:val="left"/>
-            </w:pPr>
-            <w:r>
-              <w:t xml:space="preserve">Stage 7</w:t>
-            </w:r>
-          </w:p>
-        </w:tc>
-        <w:tc>
-          <w:tcPr/>
-          <w:p>
-            <w:pPr>
-              <w:pStyle w:val="Compact"/>
-              <w:jc w:val="left"/>
-            </w:pPr>
-            <w:r>
-              <w:t xml:space="preserve">Precision Medicine</w:t>
-            </w:r>
-          </w:p>
-        </w:tc>
-        <w:tc>
-          <w:tcPr/>
-          <w:p>
-            <w:pPr>
-              <w:pStyle w:val="Compact"/>
-              <w:jc w:val="left"/>
-            </w:pPr>
-            <w:r>
-              <w:t xml:space="preserve">Personalized treatment and genomic integration</w:t>
-            </w:r>
-          </w:p>
-        </w:tc>
-        <w:tc>
-          <w:tcPr/>
-          <w:p>
-            <w:pPr>
-              <w:pStyle w:val="Compact"/>
-              <w:jc w:val="left"/>
-            </w:pPr>
-            <w:r>
-              <w:t xml:space="preserve">Personalized care, genomic analytics</w:t>
-            </w:r>
-          </w:p>
-        </w:tc>
-      </w:tr>
-    </w:tbl>
+    <w:p>
+      <w:r>
+        <w:pict>
+          <v:rect style="width:0;height:1.5pt" o:hralign="center" o:hrstd="t" o:hr="t"/>
+        </w:pict>
+      </w:r>
+    </w:p>
+    <w:bookmarkStart w:id="9" w:name="triple-1-diabetes-care-monitoring"/>
+    <w:p>
+      <w:pPr>
+        <w:pStyle w:val="Heading3"/>
+      </w:pPr>
+      <w:r>
+        <w:t xml:space="preserve">Triple 1: Diabetes Care Monitoring</w:t>
+      </w:r>
+    </w:p>
+    <w:p>
+      <w:pPr>
+        <w:pStyle w:val="FirstParagraph"/>
+      </w:pPr>
+      <w:r>
+        <w:rPr>
+          <w:b/>
+          <w:bCs/>
+        </w:rPr>
+        <w:t xml:space="preserve">Natural Language Intent:</w:t>
+      </w:r>
+      <w:r>
+        <w:t xml:space="preserve"> </w:t>
+      </w:r>
+      <w:r>
+        <w:t xml:space="preserve">“Show me all diabetic patients over 65 who had an HbA1c test in the last 6 months”</w:t>
+      </w:r>
+    </w:p>
+    <w:p>
+      <w:pPr>
+        <w:pStyle w:val="BodyText"/>
+      </w:pPr>
+      <w:r>
+        <w:rPr>
+          <w:b/>
+          <w:bCs/>
+        </w:rPr>
+        <w:t xml:space="preserve">Executable SQL:</w:t>
+      </w:r>
+    </w:p>
+    <w:p>
+      <w:pPr>
+        <w:pStyle w:val="SourceCode"/>
+      </w:pPr>
+      <w:r>
+        <w:rPr>
+          <w:rStyle w:val="KeywordTok"/>
+        </w:rPr>
+        <w:t xml:space="preserve">SELECT</w:t>
+      </w:r>
+      <w:r>
+        <w:rPr>
+          <w:rStyle w:val="NormalTok"/>
+        </w:rPr>
+        <w:t xml:space="preserve"> p.patient_id, p.age, l.test_date, l.result_value</w:t>
+      </w:r>
+      <w:r>
+        <w:br/>
+      </w:r>
+      <w:r>
+        <w:rPr>
+          <w:rStyle w:val="KeywordTok"/>
+        </w:rPr>
+        <w:t xml:space="preserve">FROM</w:t>
+      </w:r>
+      <w:r>
+        <w:rPr>
+          <w:rStyle w:val="NormalTok"/>
+        </w:rPr>
+        <w:t xml:space="preserve"> patients p</w:t>
+      </w:r>
+      <w:r>
+        <w:br/>
+      </w:r>
+      <w:r>
+        <w:rPr>
+          <w:rStyle w:val="KeywordTok"/>
+        </w:rPr>
+        <w:t xml:space="preserve">JOIN</w:t>
+      </w:r>
+      <w:r>
+        <w:rPr>
+          <w:rStyle w:val="NormalTok"/>
+        </w:rPr>
+        <w:t xml:space="preserve"> lab_results l </w:t>
+      </w:r>
+      <w:r>
+        <w:rPr>
+          <w:rStyle w:val="KeywordTok"/>
+        </w:rPr>
+        <w:t xml:space="preserve">ON</w:t>
+      </w:r>
+      <w:r>
+        <w:rPr>
+          <w:rStyle w:val="NormalTok"/>
+        </w:rPr>
+        <w:t xml:space="preserve"> p.patient_id </w:t>
+      </w:r>
+      <w:r>
+        <w:rPr>
+          <w:rStyle w:val="OperatorTok"/>
+        </w:rPr>
+        <w:t xml:space="preserve">=</w:t>
+      </w:r>
+      <w:r>
+        <w:rPr>
+          <w:rStyle w:val="NormalTok"/>
+        </w:rPr>
+        <w:t xml:space="preserve"> l.patient_id</w:t>
+      </w:r>
+      <w:r>
+        <w:br/>
+      </w:r>
+      <w:r>
+        <w:rPr>
+          <w:rStyle w:val="KeywordTok"/>
+        </w:rPr>
+        <w:t xml:space="preserve">JOIN</w:t>
+      </w:r>
+      <w:r>
+        <w:rPr>
+          <w:rStyle w:val="NormalTok"/>
+        </w:rPr>
+        <w:t xml:space="preserve"> diagnoses d </w:t>
+      </w:r>
+      <w:r>
+        <w:rPr>
+          <w:rStyle w:val="KeywordTok"/>
+        </w:rPr>
+        <w:t xml:space="preserve">ON</w:t>
+      </w:r>
+      <w:r>
+        <w:rPr>
+          <w:rStyle w:val="NormalTok"/>
+        </w:rPr>
+        <w:t xml:space="preserve"> p.patient_id </w:t>
+      </w:r>
+      <w:r>
+        <w:rPr>
+          <w:rStyle w:val="OperatorTok"/>
+        </w:rPr>
+        <w:t xml:space="preserve">=</w:t>
+      </w:r>
+      <w:r>
+        <w:rPr>
+          <w:rStyle w:val="NormalTok"/>
+        </w:rPr>
+        <w:t xml:space="preserve"> d.patient_id</w:t>
+      </w:r>
+      <w:r>
+        <w:br/>
+      </w:r>
+      <w:r>
+        <w:rPr>
+          <w:rStyle w:val="KeywordTok"/>
+        </w:rPr>
+        <w:t xml:space="preserve">WHERE</w:t>
+      </w:r>
+      <w:r>
+        <w:rPr>
+          <w:rStyle w:val="NormalTok"/>
+        </w:rPr>
+        <w:t xml:space="preserve"> d.icd10_code </w:t>
+      </w:r>
+      <w:r>
+        <w:rPr>
+          <w:rStyle w:val="KeywordTok"/>
+        </w:rPr>
+        <w:t xml:space="preserve">LIKE</w:t>
+      </w:r>
+      <w:r>
+        <w:rPr>
+          <w:rStyle w:val="NormalTok"/>
+        </w:rPr>
+        <w:t xml:space="preserve"> </w:t>
+      </w:r>
+      <w:r>
+        <w:rPr>
+          <w:rStyle w:val="StringTok"/>
+        </w:rPr>
+        <w:t xml:space="preserve">'E11%'</w:t>
+      </w:r>
+      <w:r>
+        <w:rPr>
+          <w:rStyle w:val="NormalTok"/>
+        </w:rPr>
+        <w:t xml:space="preserve">  </w:t>
+      </w:r>
+      <w:r>
+        <w:rPr>
+          <w:rStyle w:val="CommentTok"/>
+        </w:rPr>
+        <w:t xml:space="preserve">-- Type 2 Diabetes</w:t>
+      </w:r>
+      <w:r>
+        <w:br/>
+      </w:r>
+      <w:r>
+        <w:rPr>
+          <w:rStyle w:val="NormalTok"/>
+        </w:rPr>
+        <w:t xml:space="preserve">  </w:t>
+      </w:r>
+      <w:r>
+        <w:rPr>
+          <w:rStyle w:val="KeywordTok"/>
+        </w:rPr>
+        <w:t xml:space="preserve">AND</w:t>
+      </w:r>
+      <w:r>
+        <w:rPr>
+          <w:rStyle w:val="NormalTok"/>
+        </w:rPr>
+        <w:t xml:space="preserve"> p.age </w:t>
+      </w:r>
+      <w:r>
+        <w:rPr>
+          <w:rStyle w:val="OperatorTok"/>
+        </w:rPr>
+        <w:t xml:space="preserve">&gt;</w:t>
+      </w:r>
+      <w:r>
+        <w:rPr>
+          <w:rStyle w:val="NormalTok"/>
+        </w:rPr>
+        <w:t xml:space="preserve"> </w:t>
+      </w:r>
+      <w:r>
+        <w:rPr>
+          <w:rStyle w:val="DecValTok"/>
+        </w:rPr>
+        <w:t xml:space="preserve">65</w:t>
+      </w:r>
+      <w:r>
+        <w:br/>
+      </w:r>
+      <w:r>
+        <w:rPr>
+          <w:rStyle w:val="NormalTok"/>
+        </w:rPr>
+        <w:t xml:space="preserve">  </w:t>
+      </w:r>
+      <w:r>
+        <w:rPr>
+          <w:rStyle w:val="KeywordTok"/>
+        </w:rPr>
+        <w:t xml:space="preserve">AND</w:t>
+      </w:r>
+      <w:r>
+        <w:rPr>
+          <w:rStyle w:val="NormalTok"/>
+        </w:rPr>
+        <w:t xml:space="preserve"> l.test_name </w:t>
+      </w:r>
+      <w:r>
+        <w:rPr>
+          <w:rStyle w:val="OperatorTok"/>
+        </w:rPr>
+        <w:t xml:space="preserve">=</w:t>
+      </w:r>
+      <w:r>
+        <w:rPr>
+          <w:rStyle w:val="NormalTok"/>
+        </w:rPr>
+        <w:t xml:space="preserve"> </w:t>
+      </w:r>
+      <w:r>
+        <w:rPr>
+          <w:rStyle w:val="StringTok"/>
+        </w:rPr>
+        <w:t xml:space="preserve">'HbA1c'</w:t>
+      </w:r>
+      <w:r>
+        <w:br/>
+      </w:r>
+      <w:r>
+        <w:rPr>
+          <w:rStyle w:val="NormalTok"/>
+        </w:rPr>
+        <w:t xml:space="preserve">  </w:t>
+      </w:r>
+      <w:r>
+        <w:rPr>
+          <w:rStyle w:val="KeywordTok"/>
+        </w:rPr>
+        <w:t xml:space="preserve">AND</w:t>
+      </w:r>
+      <w:r>
+        <w:rPr>
+          <w:rStyle w:val="NormalTok"/>
+        </w:rPr>
+        <w:t xml:space="preserve"> l.test_date </w:t>
+      </w:r>
+      <w:r>
+        <w:rPr>
+          <w:rStyle w:val="OperatorTok"/>
+        </w:rPr>
+        <w:t xml:space="preserve">&gt;=</w:t>
+      </w:r>
+      <w:r>
+        <w:rPr>
+          <w:rStyle w:val="NormalTok"/>
+        </w:rPr>
+        <w:t xml:space="preserve"> DATE_SUB(</w:t>
+      </w:r>
+      <w:r>
+        <w:rPr>
+          <w:rStyle w:val="FunctionTok"/>
+        </w:rPr>
+        <w:t xml:space="preserve">CURRENT_DATE</w:t>
+      </w:r>
+      <w:r>
+        <w:rPr>
+          <w:rStyle w:val="NormalTok"/>
+        </w:rPr>
+        <w:t xml:space="preserve">, </w:t>
+      </w:r>
+      <w:r>
+        <w:rPr>
+          <w:rStyle w:val="DataTypeTok"/>
+        </w:rPr>
+        <w:t xml:space="preserve">INTERVAL</w:t>
+      </w:r>
+      <w:r>
+        <w:rPr>
+          <w:rStyle w:val="NormalTok"/>
+        </w:rPr>
+        <w:t xml:space="preserve"> </w:t>
+      </w:r>
+      <w:r>
+        <w:rPr>
+          <w:rStyle w:val="DecValTok"/>
+        </w:rPr>
+        <w:t xml:space="preserve">6</w:t>
+      </w:r>
+      <w:r>
+        <w:rPr>
+          <w:rStyle w:val="NormalTok"/>
+        </w:rPr>
+        <w:t xml:space="preserve"> </w:t>
+      </w:r>
+      <w:r>
+        <w:rPr>
+          <w:rStyle w:val="DataTypeTok"/>
+        </w:rPr>
+        <w:t xml:space="preserve">MONTH</w:t>
+      </w:r>
+      <w:r>
+        <w:rPr>
+          <w:rStyle w:val="NormalTok"/>
+        </w:rPr>
+        <w:t xml:space="preserve">)</w:t>
+      </w:r>
+    </w:p>
+    <w:p>
+      <w:pPr>
+        <w:pStyle w:val="FirstParagraph"/>
+      </w:pPr>
+      <w:r>
+        <w:rPr>
+          <w:b/>
+          <w:bCs/>
+        </w:rPr>
+        <w:t xml:space="preserve">Rationale Metadata:</w:t>
+      </w:r>
+      <w:r>
+        <w:t xml:space="preserve"> </w:t>
+      </w:r>
+      <w:r>
+        <w:t xml:space="preserve">Aligned with NCQA HEDIS measures for Comprehensive Diabetes Care (CDC), monitoring HbA1c testing compliance in older adult populations. Uses ICD-10 E11% for Type 2 Diabetes specifically (not E10% for Type 1) per organizational coding convention. Six-month window matches the HEDIS reporting period.</w:t>
+      </w:r>
+    </w:p>
+    <w:p>
+      <w:r>
+        <w:pict>
+          <v:rect style="width:0;height:1.5pt" o:hralign="center" o:hrstd="t" o:hr="t"/>
+        </w:pict>
+      </w:r>
+    </w:p>
     <w:bookmarkEnd w:id="9"/>
-    <w:bookmarkStart w:id="10" w:name="references"/>
+    <w:bookmarkStart w:id="10" w:name="X47ea3a2d2ba3aa21c6db0bd5679f45e3185d1f6"/>
+    <w:p>
+      <w:pPr>
+        <w:pStyle w:val="Heading3"/>
+      </w:pPr>
+      <w:r>
+        <w:t xml:space="preserve">Triple 2: Heart Failure Readmission Cohort</w:t>
+      </w:r>
+    </w:p>
+    <w:p>
+      <w:pPr>
+        <w:pStyle w:val="FirstParagraph"/>
+      </w:pPr>
+      <w:r>
+        <w:rPr>
+          <w:b/>
+          <w:bCs/>
+        </w:rPr>
+        <w:t xml:space="preserve">Natural Language Intent:</w:t>
+      </w:r>
+      <w:r>
+        <w:t xml:space="preserve"> </w:t>
+      </w:r>
+      <w:r>
+        <w:t xml:space="preserve">“Identify patients discharged with Heart Failure in 2024 who had a readmission within 30 days, excluding those discharged to hospice. For each, calculate their max creatinine levels during the index stay.”</w:t>
+      </w:r>
+    </w:p>
+    <w:p>
+      <w:pPr>
+        <w:pStyle w:val="BodyText"/>
+      </w:pPr>
+      <w:r>
+        <w:rPr>
+          <w:b/>
+          <w:bCs/>
+        </w:rPr>
+        <w:t xml:space="preserve">Executable SQL:</w:t>
+      </w:r>
+    </w:p>
+    <w:p>
+      <w:pPr>
+        <w:pStyle w:val="SourceCode"/>
+      </w:pPr>
+      <w:r>
+        <w:rPr>
+          <w:rStyle w:val="KeywordTok"/>
+        </w:rPr>
+        <w:t xml:space="preserve">WITH</w:t>
+      </w:r>
+      <w:r>
+        <w:rPr>
+          <w:rStyle w:val="NormalTok"/>
+        </w:rPr>
+        <w:t xml:space="preserve"> IndexAdmissions </w:t>
+      </w:r>
+      <w:r>
+        <w:rPr>
+          <w:rStyle w:val="KeywordTok"/>
+        </w:rPr>
+        <w:t xml:space="preserve">AS</w:t>
+      </w:r>
+      <w:r>
+        <w:rPr>
+          <w:rStyle w:val="NormalTok"/>
+        </w:rPr>
+        <w:t xml:space="preserve"> (</w:t>
+      </w:r>
+      <w:r>
+        <w:br/>
+      </w:r>
+      <w:r>
+        <w:rPr>
+          <w:rStyle w:val="NormalTok"/>
+        </w:rPr>
+        <w:t xml:space="preserve">    </w:t>
+      </w:r>
+      <w:r>
+        <w:rPr>
+          <w:rStyle w:val="KeywordTok"/>
+        </w:rPr>
+        <w:t xml:space="preserve">SELECT</w:t>
+      </w:r>
+      <w:r>
+        <w:br/>
+      </w:r>
+      <w:r>
+        <w:rPr>
+          <w:rStyle w:val="NormalTok"/>
+        </w:rPr>
+        <w:t xml:space="preserve">        a.admission_id,</w:t>
+      </w:r>
+      <w:r>
+        <w:br/>
+      </w:r>
+      <w:r>
+        <w:rPr>
+          <w:rStyle w:val="NormalTok"/>
+        </w:rPr>
+        <w:t xml:space="preserve">        a.patient_id,</w:t>
+      </w:r>
+      <w:r>
+        <w:br/>
+      </w:r>
+      <w:r>
+        <w:rPr>
+          <w:rStyle w:val="NormalTok"/>
+        </w:rPr>
+        <w:t xml:space="preserve">        a.discharge_date,</w:t>
+      </w:r>
+      <w:r>
+        <w:br/>
+      </w:r>
+      <w:r>
+        <w:rPr>
+          <w:rStyle w:val="NormalTok"/>
+        </w:rPr>
+        <w:t xml:space="preserve">        a.discharge_disposition</w:t>
+      </w:r>
+      <w:r>
+        <w:br/>
+      </w:r>
+      <w:r>
+        <w:rPr>
+          <w:rStyle w:val="NormalTok"/>
+        </w:rPr>
+        <w:t xml:space="preserve">    </w:t>
+      </w:r>
+      <w:r>
+        <w:rPr>
+          <w:rStyle w:val="KeywordTok"/>
+        </w:rPr>
+        <w:t xml:space="preserve">FROM</w:t>
+      </w:r>
+      <w:r>
+        <w:rPr>
+          <w:rStyle w:val="NormalTok"/>
+        </w:rPr>
+        <w:t xml:space="preserve"> admissions a</w:t>
+      </w:r>
+      <w:r>
+        <w:br/>
+      </w:r>
+      <w:r>
+        <w:rPr>
+          <w:rStyle w:val="NormalTok"/>
+        </w:rPr>
+        <w:t xml:space="preserve">    </w:t>
+      </w:r>
+      <w:r>
+        <w:rPr>
+          <w:rStyle w:val="KeywordTok"/>
+        </w:rPr>
+        <w:t xml:space="preserve">JOIN</w:t>
+      </w:r>
+      <w:r>
+        <w:rPr>
+          <w:rStyle w:val="NormalTok"/>
+        </w:rPr>
+        <w:t xml:space="preserve"> diagnoses d </w:t>
+      </w:r>
+      <w:r>
+        <w:rPr>
+          <w:rStyle w:val="KeywordTok"/>
+        </w:rPr>
+        <w:t xml:space="preserve">ON</w:t>
+      </w:r>
+      <w:r>
+        <w:rPr>
+          <w:rStyle w:val="NormalTok"/>
+        </w:rPr>
+        <w:t xml:space="preserve"> a.admission_id </w:t>
+      </w:r>
+      <w:r>
+        <w:rPr>
+          <w:rStyle w:val="OperatorTok"/>
+        </w:rPr>
+        <w:t xml:space="preserve">=</w:t>
+      </w:r>
+      <w:r>
+        <w:rPr>
+          <w:rStyle w:val="NormalTok"/>
+        </w:rPr>
+        <w:t xml:space="preserve"> d.admission_id</w:t>
+      </w:r>
+      <w:r>
+        <w:br/>
+      </w:r>
+      <w:r>
+        <w:rPr>
+          <w:rStyle w:val="NormalTok"/>
+        </w:rPr>
+        <w:t xml:space="preserve">    </w:t>
+      </w:r>
+      <w:r>
+        <w:rPr>
+          <w:rStyle w:val="KeywordTok"/>
+        </w:rPr>
+        <w:t xml:space="preserve">WHERE</w:t>
+      </w:r>
+      <w:r>
+        <w:rPr>
+          <w:rStyle w:val="NormalTok"/>
+        </w:rPr>
+        <w:t xml:space="preserve"> d.icd10_code </w:t>
+      </w:r>
+      <w:r>
+        <w:rPr>
+          <w:rStyle w:val="KeywordTok"/>
+        </w:rPr>
+        <w:t xml:space="preserve">LIKE</w:t>
+      </w:r>
+      <w:r>
+        <w:rPr>
+          <w:rStyle w:val="NormalTok"/>
+        </w:rPr>
+        <w:t xml:space="preserve"> </w:t>
+      </w:r>
+      <w:r>
+        <w:rPr>
+          <w:rStyle w:val="StringTok"/>
+        </w:rPr>
+        <w:t xml:space="preserve">'I50%'</w:t>
+      </w:r>
+      <w:r>
+        <w:br/>
+      </w:r>
+      <w:r>
+        <w:rPr>
+          <w:rStyle w:val="NormalTok"/>
+        </w:rPr>
+        <w:t xml:space="preserve">      </w:t>
+      </w:r>
+      <w:r>
+        <w:rPr>
+          <w:rStyle w:val="KeywordTok"/>
+        </w:rPr>
+        <w:t xml:space="preserve">AND</w:t>
+      </w:r>
+      <w:r>
+        <w:rPr>
+          <w:rStyle w:val="NormalTok"/>
+        </w:rPr>
+        <w:t xml:space="preserve"> a.discharge_date </w:t>
+      </w:r>
+      <w:r>
+        <w:rPr>
+          <w:rStyle w:val="KeywordTok"/>
+        </w:rPr>
+        <w:t xml:space="preserve">BETWEEN</w:t>
+      </w:r>
+      <w:r>
+        <w:rPr>
+          <w:rStyle w:val="NormalTok"/>
+        </w:rPr>
+        <w:t xml:space="preserve"> </w:t>
+      </w:r>
+      <w:r>
+        <w:rPr>
+          <w:rStyle w:val="StringTok"/>
+        </w:rPr>
+        <w:t xml:space="preserve">'2024-01-01'</w:t>
+      </w:r>
+      <w:r>
+        <w:rPr>
+          <w:rStyle w:val="NormalTok"/>
+        </w:rPr>
+        <w:t xml:space="preserve"> </w:t>
+      </w:r>
+      <w:r>
+        <w:rPr>
+          <w:rStyle w:val="KeywordTok"/>
+        </w:rPr>
+        <w:t xml:space="preserve">AND</w:t>
+      </w:r>
+      <w:r>
+        <w:rPr>
+          <w:rStyle w:val="NormalTok"/>
+        </w:rPr>
+        <w:t xml:space="preserve"> </w:t>
+      </w:r>
+      <w:r>
+        <w:rPr>
+          <w:rStyle w:val="StringTok"/>
+        </w:rPr>
+        <w:t xml:space="preserve">'2024-12-31'</w:t>
+      </w:r>
+      <w:r>
+        <w:br/>
+      </w:r>
+      <w:r>
+        <w:rPr>
+          <w:rStyle w:val="NormalTok"/>
+        </w:rPr>
+        <w:t xml:space="preserve">      </w:t>
+      </w:r>
+      <w:r>
+        <w:rPr>
+          <w:rStyle w:val="KeywordTok"/>
+        </w:rPr>
+        <w:t xml:space="preserve">AND</w:t>
+      </w:r>
+      <w:r>
+        <w:rPr>
+          <w:rStyle w:val="NormalTok"/>
+        </w:rPr>
+        <w:t xml:space="preserve"> a.discharge_disposition </w:t>
+      </w:r>
+      <w:r>
+        <w:rPr>
+          <w:rStyle w:val="OperatorTok"/>
+        </w:rPr>
+        <w:t xml:space="preserve">!=</w:t>
+      </w:r>
+      <w:r>
+        <w:rPr>
+          <w:rStyle w:val="NormalTok"/>
+        </w:rPr>
+        <w:t xml:space="preserve"> </w:t>
+      </w:r>
+      <w:r>
+        <w:rPr>
+          <w:rStyle w:val="StringTok"/>
+        </w:rPr>
+        <w:t xml:space="preserve">'HOSPICE'</w:t>
+      </w:r>
+      <w:r>
+        <w:br/>
+      </w:r>
+      <w:r>
+        <w:rPr>
+          <w:rStyle w:val="NormalTok"/>
+        </w:rPr>
+        <w:t xml:space="preserve">),</w:t>
+      </w:r>
+      <w:r>
+        <w:br/>
+      </w:r>
+      <w:r>
+        <w:rPr>
+          <w:rStyle w:val="NormalTok"/>
+        </w:rPr>
+        <w:t xml:space="preserve">Readmissions </w:t>
+      </w:r>
+      <w:r>
+        <w:rPr>
+          <w:rStyle w:val="KeywordTok"/>
+        </w:rPr>
+        <w:t xml:space="preserve">AS</w:t>
+      </w:r>
+      <w:r>
+        <w:rPr>
+          <w:rStyle w:val="NormalTok"/>
+        </w:rPr>
+        <w:t xml:space="preserve"> (</w:t>
+      </w:r>
+      <w:r>
+        <w:br/>
+      </w:r>
+      <w:r>
+        <w:rPr>
+          <w:rStyle w:val="NormalTok"/>
+        </w:rPr>
+        <w:t xml:space="preserve">    </w:t>
+      </w:r>
+      <w:r>
+        <w:rPr>
+          <w:rStyle w:val="KeywordTok"/>
+        </w:rPr>
+        <w:t xml:space="preserve">SELECT</w:t>
+      </w:r>
+      <w:r>
+        <w:br/>
+      </w:r>
+      <w:r>
+        <w:rPr>
+          <w:rStyle w:val="NormalTok"/>
+        </w:rPr>
+        <w:t xml:space="preserve">        i.patient_id,</w:t>
+      </w:r>
+      <w:r>
+        <w:br/>
+      </w:r>
+      <w:r>
+        <w:rPr>
+          <w:rStyle w:val="NormalTok"/>
+        </w:rPr>
+        <w:t xml:space="preserve">        i.admission_id </w:t>
+      </w:r>
+      <w:r>
+        <w:rPr>
+          <w:rStyle w:val="KeywordTok"/>
+        </w:rPr>
+        <w:t xml:space="preserve">AS</w:t>
+      </w:r>
+      <w:r>
+        <w:rPr>
+          <w:rStyle w:val="NormalTok"/>
+        </w:rPr>
+        <w:t xml:space="preserve"> index_admission_id,</w:t>
+      </w:r>
+      <w:r>
+        <w:br/>
+      </w:r>
+      <w:r>
+        <w:rPr>
+          <w:rStyle w:val="NormalTok"/>
+        </w:rPr>
+        <w:t xml:space="preserve">        r.admission_date </w:t>
+      </w:r>
+      <w:r>
+        <w:rPr>
+          <w:rStyle w:val="KeywordTok"/>
+        </w:rPr>
+        <w:t xml:space="preserve">AS</w:t>
+      </w:r>
+      <w:r>
+        <w:rPr>
+          <w:rStyle w:val="NormalTok"/>
+        </w:rPr>
+        <w:t xml:space="preserve"> readmission_date,</w:t>
+      </w:r>
+      <w:r>
+        <w:br/>
+      </w:r>
+      <w:r>
+        <w:rPr>
+          <w:rStyle w:val="NormalTok"/>
+        </w:rPr>
+        <w:t xml:space="preserve">        DATEDIFF(r.admission_date, i.discharge_date) </w:t>
+      </w:r>
+      <w:r>
+        <w:rPr>
+          <w:rStyle w:val="KeywordTok"/>
+        </w:rPr>
+        <w:t xml:space="preserve">AS</w:t>
+      </w:r>
+      <w:r>
+        <w:rPr>
+          <w:rStyle w:val="NormalTok"/>
+        </w:rPr>
+        <w:t xml:space="preserve"> days_to_readmit</w:t>
+      </w:r>
+      <w:r>
+        <w:br/>
+      </w:r>
+      <w:r>
+        <w:rPr>
+          <w:rStyle w:val="NormalTok"/>
+        </w:rPr>
+        <w:t xml:space="preserve">    </w:t>
+      </w:r>
+      <w:r>
+        <w:rPr>
+          <w:rStyle w:val="KeywordTok"/>
+        </w:rPr>
+        <w:t xml:space="preserve">FROM</w:t>
+      </w:r>
+      <w:r>
+        <w:rPr>
+          <w:rStyle w:val="NormalTok"/>
+        </w:rPr>
+        <w:t xml:space="preserve"> IndexAdmissions i</w:t>
+      </w:r>
+      <w:r>
+        <w:br/>
+      </w:r>
+      <w:r>
+        <w:rPr>
+          <w:rStyle w:val="NormalTok"/>
+        </w:rPr>
+        <w:t xml:space="preserve">    </w:t>
+      </w:r>
+      <w:r>
+        <w:rPr>
+          <w:rStyle w:val="KeywordTok"/>
+        </w:rPr>
+        <w:t xml:space="preserve">JOIN</w:t>
+      </w:r>
+      <w:r>
+        <w:rPr>
+          <w:rStyle w:val="NormalTok"/>
+        </w:rPr>
+        <w:t xml:space="preserve"> admissions r </w:t>
+      </w:r>
+      <w:r>
+        <w:rPr>
+          <w:rStyle w:val="KeywordTok"/>
+        </w:rPr>
+        <w:t xml:space="preserve">ON</w:t>
+      </w:r>
+      <w:r>
+        <w:rPr>
+          <w:rStyle w:val="NormalTok"/>
+        </w:rPr>
+        <w:t xml:space="preserve"> i.patient_id </w:t>
+      </w:r>
+      <w:r>
+        <w:rPr>
+          <w:rStyle w:val="OperatorTok"/>
+        </w:rPr>
+        <w:t xml:space="preserve">=</w:t>
+      </w:r>
+      <w:r>
+        <w:rPr>
+          <w:rStyle w:val="NormalTok"/>
+        </w:rPr>
+        <w:t xml:space="preserve"> r.patient_id</w:t>
+      </w:r>
+      <w:r>
+        <w:br/>
+      </w:r>
+      <w:r>
+        <w:rPr>
+          <w:rStyle w:val="NormalTok"/>
+        </w:rPr>
+        <w:t xml:space="preserve">    </w:t>
+      </w:r>
+      <w:r>
+        <w:rPr>
+          <w:rStyle w:val="KeywordTok"/>
+        </w:rPr>
+        <w:t xml:space="preserve">WHERE</w:t>
+      </w:r>
+      <w:r>
+        <w:rPr>
+          <w:rStyle w:val="NormalTok"/>
+        </w:rPr>
+        <w:t xml:space="preserve"> r.admission_date </w:t>
+      </w:r>
+      <w:r>
+        <w:rPr>
+          <w:rStyle w:val="OperatorTok"/>
+        </w:rPr>
+        <w:t xml:space="preserve">&gt;</w:t>
+      </w:r>
+      <w:r>
+        <w:rPr>
+          <w:rStyle w:val="NormalTok"/>
+        </w:rPr>
+        <w:t xml:space="preserve"> i.discharge_date</w:t>
+      </w:r>
+      <w:r>
+        <w:br/>
+      </w:r>
+      <w:r>
+        <w:rPr>
+          <w:rStyle w:val="NormalTok"/>
+        </w:rPr>
+        <w:t xml:space="preserve">      </w:t>
+      </w:r>
+      <w:r>
+        <w:rPr>
+          <w:rStyle w:val="KeywordTok"/>
+        </w:rPr>
+        <w:t xml:space="preserve">AND</w:t>
+      </w:r>
+      <w:r>
+        <w:rPr>
+          <w:rStyle w:val="NormalTok"/>
+        </w:rPr>
+        <w:t xml:space="preserve"> r.admission_date </w:t>
+      </w:r>
+      <w:r>
+        <w:rPr>
+          <w:rStyle w:val="OperatorTok"/>
+        </w:rPr>
+        <w:t xml:space="preserve">&lt;=</w:t>
+      </w:r>
+      <w:r>
+        <w:rPr>
+          <w:rStyle w:val="NormalTok"/>
+        </w:rPr>
+        <w:t xml:space="preserve"> DATE_ADD(i.discharge_date, </w:t>
+      </w:r>
+      <w:r>
+        <w:rPr>
+          <w:rStyle w:val="DataTypeTok"/>
+        </w:rPr>
+        <w:t xml:space="preserve">INTERVAL</w:t>
+      </w:r>
+      <w:r>
+        <w:rPr>
+          <w:rStyle w:val="NormalTok"/>
+        </w:rPr>
+        <w:t xml:space="preserve"> </w:t>
+      </w:r>
+      <w:r>
+        <w:rPr>
+          <w:rStyle w:val="DecValTok"/>
+        </w:rPr>
+        <w:t xml:space="preserve">30</w:t>
+      </w:r>
+      <w:r>
+        <w:rPr>
+          <w:rStyle w:val="NormalTok"/>
+        </w:rPr>
+        <w:t xml:space="preserve"> </w:t>
+      </w:r>
+      <w:r>
+        <w:rPr>
+          <w:rStyle w:val="DataTypeTok"/>
+        </w:rPr>
+        <w:t xml:space="preserve">DAY</w:t>
+      </w:r>
+      <w:r>
+        <w:rPr>
+          <w:rStyle w:val="NormalTok"/>
+        </w:rPr>
+        <w:t xml:space="preserve">)</w:t>
+      </w:r>
+      <w:r>
+        <w:br/>
+      </w:r>
+      <w:r>
+        <w:rPr>
+          <w:rStyle w:val="NormalTok"/>
+        </w:rPr>
+        <w:t xml:space="preserve">)</w:t>
+      </w:r>
+      <w:r>
+        <w:br/>
+      </w:r>
+      <w:r>
+        <w:rPr>
+          <w:rStyle w:val="KeywordTok"/>
+        </w:rPr>
+        <w:t xml:space="preserve">SELECT</w:t>
+      </w:r>
+      <w:r>
+        <w:br/>
+      </w:r>
+      <w:r>
+        <w:rPr>
+          <w:rStyle w:val="NormalTok"/>
+        </w:rPr>
+        <w:t xml:space="preserve">    r.patient_id,</w:t>
+      </w:r>
+      <w:r>
+        <w:br/>
+      </w:r>
+      <w:r>
+        <w:rPr>
+          <w:rStyle w:val="NormalTok"/>
+        </w:rPr>
+        <w:t xml:space="preserve">    r.index_admission_id,</w:t>
+      </w:r>
+      <w:r>
+        <w:br/>
+      </w:r>
+      <w:r>
+        <w:rPr>
+          <w:rStyle w:val="NormalTok"/>
+        </w:rPr>
+        <w:t xml:space="preserve">    r.days_to_readmit,</w:t>
+      </w:r>
+      <w:r>
+        <w:br/>
+      </w:r>
+      <w:r>
+        <w:rPr>
+          <w:rStyle w:val="NormalTok"/>
+        </w:rPr>
+        <w:t xml:space="preserve">    </w:t>
+      </w:r>
+      <w:r>
+        <w:rPr>
+          <w:rStyle w:val="FunctionTok"/>
+        </w:rPr>
+        <w:t xml:space="preserve">MAX</w:t>
+      </w:r>
+      <w:r>
+        <w:rPr>
+          <w:rStyle w:val="NormalTok"/>
+        </w:rPr>
+        <w:t xml:space="preserve">(</w:t>
+      </w:r>
+      <w:r>
+        <w:rPr>
+          <w:rStyle w:val="ControlFlowTok"/>
+        </w:rPr>
+        <w:t xml:space="preserve">CASE</w:t>
+      </w:r>
+      <w:r>
+        <w:br/>
+      </w:r>
+      <w:r>
+        <w:rPr>
+          <w:rStyle w:val="NormalTok"/>
+        </w:rPr>
+        <w:t xml:space="preserve">        </w:t>
+      </w:r>
+      <w:r>
+        <w:rPr>
+          <w:rStyle w:val="ControlFlowTok"/>
+        </w:rPr>
+        <w:t xml:space="preserve">WHEN</w:t>
+      </w:r>
+      <w:r>
+        <w:rPr>
+          <w:rStyle w:val="NormalTok"/>
+        </w:rPr>
+        <w:t xml:space="preserve"> l.unit </w:t>
+      </w:r>
+      <w:r>
+        <w:rPr>
+          <w:rStyle w:val="OperatorTok"/>
+        </w:rPr>
+        <w:t xml:space="preserve">=</w:t>
+      </w:r>
+      <w:r>
+        <w:rPr>
+          <w:rStyle w:val="NormalTok"/>
+        </w:rPr>
+        <w:t xml:space="preserve"> </w:t>
+      </w:r>
+      <w:r>
+        <w:rPr>
+          <w:rStyle w:val="StringTok"/>
+        </w:rPr>
+        <w:t xml:space="preserve">'mg/dL'</w:t>
+      </w:r>
+      <w:r>
+        <w:rPr>
+          <w:rStyle w:val="NormalTok"/>
+        </w:rPr>
+        <w:t xml:space="preserve"> </w:t>
+      </w:r>
+      <w:r>
+        <w:rPr>
+          <w:rStyle w:val="ControlFlowTok"/>
+        </w:rPr>
+        <w:t xml:space="preserve">THEN</w:t>
+      </w:r>
+      <w:r>
+        <w:rPr>
+          <w:rStyle w:val="NormalTok"/>
+        </w:rPr>
+        <w:t xml:space="preserve"> l.val_num</w:t>
+      </w:r>
+      <w:r>
+        <w:br/>
+      </w:r>
+      <w:r>
+        <w:rPr>
+          <w:rStyle w:val="NormalTok"/>
+        </w:rPr>
+        <w:t xml:space="preserve">        </w:t>
+      </w:r>
+      <w:r>
+        <w:rPr>
+          <w:rStyle w:val="ControlFlowTok"/>
+        </w:rPr>
+        <w:t xml:space="preserve">WHEN</w:t>
+      </w:r>
+      <w:r>
+        <w:rPr>
+          <w:rStyle w:val="NormalTok"/>
+        </w:rPr>
+        <w:t xml:space="preserve"> l.unit </w:t>
+      </w:r>
+      <w:r>
+        <w:rPr>
+          <w:rStyle w:val="OperatorTok"/>
+        </w:rPr>
+        <w:t xml:space="preserve">=</w:t>
+      </w:r>
+      <w:r>
+        <w:rPr>
+          <w:rStyle w:val="NormalTok"/>
+        </w:rPr>
+        <w:t xml:space="preserve"> </w:t>
+      </w:r>
+      <w:r>
+        <w:rPr>
+          <w:rStyle w:val="StringTok"/>
+        </w:rPr>
+        <w:t xml:space="preserve">'mmol/L'</w:t>
+      </w:r>
+      <w:r>
+        <w:rPr>
+          <w:rStyle w:val="NormalTok"/>
+        </w:rPr>
+        <w:t xml:space="preserve"> </w:t>
+      </w:r>
+      <w:r>
+        <w:rPr>
+          <w:rStyle w:val="ControlFlowTok"/>
+        </w:rPr>
+        <w:t xml:space="preserve">THEN</w:t>
+      </w:r>
+      <w:r>
+        <w:rPr>
+          <w:rStyle w:val="NormalTok"/>
+        </w:rPr>
+        <w:t xml:space="preserve"> l.val_num </w:t>
+      </w:r>
+      <w:r>
+        <w:rPr>
+          <w:rStyle w:val="OperatorTok"/>
+        </w:rPr>
+        <w:t xml:space="preserve">/</w:t>
+      </w:r>
+      <w:r>
+        <w:rPr>
+          <w:rStyle w:val="NormalTok"/>
+        </w:rPr>
+        <w:t xml:space="preserve"> </w:t>
+      </w:r>
+      <w:r>
+        <w:rPr>
+          <w:rStyle w:val="FloatTok"/>
+        </w:rPr>
+        <w:t xml:space="preserve">88.4</w:t>
+      </w:r>
+      <w:r>
+        <w:br/>
+      </w:r>
+      <w:r>
+        <w:rPr>
+          <w:rStyle w:val="NormalTok"/>
+        </w:rPr>
+        <w:t xml:space="preserve">        </w:t>
+      </w:r>
+      <w:r>
+        <w:rPr>
+          <w:rStyle w:val="ControlFlowTok"/>
+        </w:rPr>
+        <w:t xml:space="preserve">ELSE</w:t>
+      </w:r>
+      <w:r>
+        <w:rPr>
+          <w:rStyle w:val="NormalTok"/>
+        </w:rPr>
+        <w:t xml:space="preserve"> </w:t>
+      </w:r>
+      <w:r>
+        <w:rPr>
+          <w:rStyle w:val="KeywordTok"/>
+        </w:rPr>
+        <w:t xml:space="preserve">NULL</w:t>
+      </w:r>
+      <w:r>
+        <w:br/>
+      </w:r>
+      <w:r>
+        <w:rPr>
+          <w:rStyle w:val="NormalTok"/>
+        </w:rPr>
+        <w:t xml:space="preserve">    </w:t>
+      </w:r>
+      <w:r>
+        <w:rPr>
+          <w:rStyle w:val="ControlFlowTok"/>
+        </w:rPr>
+        <w:t xml:space="preserve">END</w:t>
+      </w:r>
+      <w:r>
+        <w:rPr>
+          <w:rStyle w:val="NormalTok"/>
+        </w:rPr>
+        <w:t xml:space="preserve">) </w:t>
+      </w:r>
+      <w:r>
+        <w:rPr>
+          <w:rStyle w:val="KeywordTok"/>
+        </w:rPr>
+        <w:t xml:space="preserve">as</w:t>
+      </w:r>
+      <w:r>
+        <w:rPr>
+          <w:rStyle w:val="NormalTok"/>
+        </w:rPr>
+        <w:t xml:space="preserve"> max_creatinine_mgdl</w:t>
+      </w:r>
+      <w:r>
+        <w:br/>
+      </w:r>
+      <w:r>
+        <w:rPr>
+          <w:rStyle w:val="KeywordTok"/>
+        </w:rPr>
+        <w:t xml:space="preserve">FROM</w:t>
+      </w:r>
+      <w:r>
+        <w:rPr>
+          <w:rStyle w:val="NormalTok"/>
+        </w:rPr>
+        <w:t xml:space="preserve"> Readmissions r</w:t>
+      </w:r>
+      <w:r>
+        <w:br/>
+      </w:r>
+      <w:r>
+        <w:rPr>
+          <w:rStyle w:val="KeywordTok"/>
+        </w:rPr>
+        <w:t xml:space="preserve">JOIN</w:t>
+      </w:r>
+      <w:r>
+        <w:rPr>
+          <w:rStyle w:val="NormalTok"/>
+        </w:rPr>
+        <w:t xml:space="preserve"> lab_events l </w:t>
+      </w:r>
+      <w:r>
+        <w:rPr>
+          <w:rStyle w:val="KeywordTok"/>
+        </w:rPr>
+        <w:t xml:space="preserve">ON</w:t>
+      </w:r>
+      <w:r>
+        <w:rPr>
+          <w:rStyle w:val="NormalTok"/>
+        </w:rPr>
+        <w:t xml:space="preserve"> r.index_admission_id </w:t>
+      </w:r>
+      <w:r>
+        <w:rPr>
+          <w:rStyle w:val="OperatorTok"/>
+        </w:rPr>
+        <w:t xml:space="preserve">=</w:t>
+      </w:r>
+      <w:r>
+        <w:rPr>
+          <w:rStyle w:val="NormalTok"/>
+        </w:rPr>
+        <w:t xml:space="preserve"> l.admission_id</w:t>
+      </w:r>
+      <w:r>
+        <w:br/>
+      </w:r>
+      <w:r>
+        <w:rPr>
+          <w:rStyle w:val="KeywordTok"/>
+        </w:rPr>
+        <w:t xml:space="preserve">WHERE</w:t>
+      </w:r>
+      <w:r>
+        <w:rPr>
+          <w:rStyle w:val="NormalTok"/>
+        </w:rPr>
+        <w:t xml:space="preserve"> l.itemid </w:t>
+      </w:r>
+      <w:r>
+        <w:rPr>
+          <w:rStyle w:val="KeywordTok"/>
+        </w:rPr>
+        <w:t xml:space="preserve">IN</w:t>
+      </w:r>
+      <w:r>
+        <w:rPr>
+          <w:rStyle w:val="NormalTok"/>
+        </w:rPr>
+        <w:t xml:space="preserve"> (</w:t>
+      </w:r>
+      <w:r>
+        <w:rPr>
+          <w:rStyle w:val="DecValTok"/>
+        </w:rPr>
+        <w:t xml:space="preserve">50912</w:t>
+      </w:r>
+      <w:r>
+        <w:rPr>
+          <w:rStyle w:val="NormalTok"/>
+        </w:rPr>
+        <w:t xml:space="preserve">, </w:t>
+      </w:r>
+      <w:r>
+        <w:rPr>
+          <w:rStyle w:val="DecValTok"/>
+        </w:rPr>
+        <w:t xml:space="preserve">50913</w:t>
+      </w:r>
+      <w:r>
+        <w:rPr>
+          <w:rStyle w:val="NormalTok"/>
+        </w:rPr>
+        <w:t xml:space="preserve">)</w:t>
+      </w:r>
+      <w:r>
+        <w:br/>
+      </w:r>
+      <w:r>
+        <w:rPr>
+          <w:rStyle w:val="KeywordTok"/>
+        </w:rPr>
+        <w:t xml:space="preserve">GROUP</w:t>
+      </w:r>
+      <w:r>
+        <w:rPr>
+          <w:rStyle w:val="NormalTok"/>
+        </w:rPr>
+        <w:t xml:space="preserve"> </w:t>
+      </w:r>
+      <w:r>
+        <w:rPr>
+          <w:rStyle w:val="KeywordTok"/>
+        </w:rPr>
+        <w:t xml:space="preserve">BY</w:t>
+      </w:r>
+      <w:r>
+        <w:rPr>
+          <w:rStyle w:val="NormalTok"/>
+        </w:rPr>
+        <w:t xml:space="preserve"> r.patient_id, r.index_admission_id, r.days_to_readmit;</w:t>
+      </w:r>
+    </w:p>
+    <w:p>
+      <w:pPr>
+        <w:pStyle w:val="FirstParagraph"/>
+      </w:pPr>
+      <w:r>
+        <w:rPr>
+          <w:b/>
+          <w:bCs/>
+        </w:rPr>
+        <w:t xml:space="preserve">Rationale Metadata:</w:t>
+      </w:r>
+      <w:r>
+        <w:t xml:space="preserve"> </w:t>
+      </w:r>
+      <w:r>
+        <w:t xml:space="preserve">Supports CMS Hospital Readmissions Reduction Program (HRRP) tracking. Hospice exclusion per CMS 2025 rules (discharge disposition !=</w:t>
+      </w:r>
+      <w:r>
+        <w:t xml:space="preserve"> </w:t>
+      </w:r>
+      <w:r>
+        <w:t xml:space="preserve">‘HOSPICE’</w:t>
+      </w:r>
+      <w:r>
+        <w:t xml:space="preserve">). Creatinine unit normalization (mmol/L to mg/dL via /88.4) required because our lab system stores results in mixed units depending on the originating facility. Lab item IDs 50912 and 50913 are MIMIC-III creatinine codes; local implementations must map to their own lab dictionary.</w:t>
+      </w:r>
+    </w:p>
+    <w:p>
+      <w:r>
+        <w:pict>
+          <v:rect style="width:0;height:1.5pt" o:hralign="center" o:hrstd="t" o:hr="t"/>
+        </w:pict>
+      </w:r>
+    </w:p>
+    <w:bookmarkEnd w:id="10"/>
+    <w:bookmarkStart w:id="11" w:name="triple-3-quality-metric-aggregation"/>
+    <w:p>
+      <w:pPr>
+        <w:pStyle w:val="Heading3"/>
+      </w:pPr>
+      <w:r>
+        <w:t xml:space="preserve">Triple 3: Quality Metric Aggregation</w:t>
+      </w:r>
+    </w:p>
+    <w:p>
+      <w:pPr>
+        <w:pStyle w:val="FirstParagraph"/>
+      </w:pPr>
+      <w:r>
+        <w:rPr>
+          <w:b/>
+          <w:bCs/>
+        </w:rPr>
+        <w:t xml:space="preserve">Natural Language Intent:</w:t>
+      </w:r>
+      <w:r>
+        <w:t xml:space="preserve"> </w:t>
+      </w:r>
+      <w:r>
+        <w:t xml:space="preserve">“How many patients were readmitted within 30 days of discharge for heart failure?”</w:t>
+      </w:r>
+    </w:p>
+    <w:p>
+      <w:pPr>
+        <w:pStyle w:val="BodyText"/>
+      </w:pPr>
+      <w:r>
+        <w:rPr>
+          <w:b/>
+          <w:bCs/>
+        </w:rPr>
+        <w:t xml:space="preserve">Executable SQL:</w:t>
+      </w:r>
+    </w:p>
+    <w:p>
+      <w:pPr>
+        <w:pStyle w:val="SourceCode"/>
+      </w:pPr>
+      <w:r>
+        <w:rPr>
+          <w:rStyle w:val="KeywordTok"/>
+        </w:rPr>
+        <w:t xml:space="preserve">SELECT</w:t>
+      </w:r>
+      <w:r>
+        <w:rPr>
+          <w:rStyle w:val="NormalTok"/>
+        </w:rPr>
+        <w:t xml:space="preserve"> </w:t>
+      </w:r>
+      <w:r>
+        <w:rPr>
+          <w:rStyle w:val="FunctionTok"/>
+        </w:rPr>
+        <w:t xml:space="preserve">COUNT</w:t>
+      </w:r>
+      <w:r>
+        <w:rPr>
+          <w:rStyle w:val="NormalTok"/>
+        </w:rPr>
+        <w:t xml:space="preserve">(</w:t>
+      </w:r>
+      <w:r>
+        <w:rPr>
+          <w:rStyle w:val="KeywordTok"/>
+        </w:rPr>
+        <w:t xml:space="preserve">DISTINCT</w:t>
+      </w:r>
+      <w:r>
+        <w:rPr>
+          <w:rStyle w:val="NormalTok"/>
+        </w:rPr>
+        <w:t xml:space="preserve"> r.patient_id) </w:t>
+      </w:r>
+      <w:r>
+        <w:rPr>
+          <w:rStyle w:val="KeywordTok"/>
+        </w:rPr>
+        <w:t xml:space="preserve">as</w:t>
+      </w:r>
+      <w:r>
+        <w:rPr>
+          <w:rStyle w:val="NormalTok"/>
+        </w:rPr>
+        <w:t xml:space="preserve"> readmission_count</w:t>
+      </w:r>
+      <w:r>
+        <w:br/>
+      </w:r>
+      <w:r>
+        <w:rPr>
+          <w:rStyle w:val="KeywordTok"/>
+        </w:rPr>
+        <w:t xml:space="preserve">FROM</w:t>
+      </w:r>
+      <w:r>
+        <w:rPr>
+          <w:rStyle w:val="NormalTok"/>
+        </w:rPr>
+        <w:t xml:space="preserve"> (</w:t>
+      </w:r>
+      <w:r>
+        <w:br/>
+      </w:r>
+      <w:r>
+        <w:rPr>
+          <w:rStyle w:val="NormalTok"/>
+        </w:rPr>
+        <w:t xml:space="preserve">  </w:t>
+      </w:r>
+      <w:r>
+        <w:rPr>
+          <w:rStyle w:val="KeywordTok"/>
+        </w:rPr>
+        <w:t xml:space="preserve">SELECT</w:t>
+      </w:r>
+      <w:r>
+        <w:rPr>
+          <w:rStyle w:val="NormalTok"/>
+        </w:rPr>
+        <w:t xml:space="preserve"> a1.patient_id, a1.discharge_date, a2.admission_date</w:t>
+      </w:r>
+      <w:r>
+        <w:br/>
+      </w:r>
+      <w:r>
+        <w:rPr>
+          <w:rStyle w:val="NormalTok"/>
+        </w:rPr>
+        <w:t xml:space="preserve">  </w:t>
+      </w:r>
+      <w:r>
+        <w:rPr>
+          <w:rStyle w:val="KeywordTok"/>
+        </w:rPr>
+        <w:t xml:space="preserve">FROM</w:t>
+      </w:r>
+      <w:r>
+        <w:rPr>
+          <w:rStyle w:val="NormalTok"/>
+        </w:rPr>
+        <w:t xml:space="preserve"> admissions a1</w:t>
+      </w:r>
+      <w:r>
+        <w:br/>
+      </w:r>
+      <w:r>
+        <w:rPr>
+          <w:rStyle w:val="NormalTok"/>
+        </w:rPr>
+        <w:t xml:space="preserve">  </w:t>
+      </w:r>
+      <w:r>
+        <w:rPr>
+          <w:rStyle w:val="KeywordTok"/>
+        </w:rPr>
+        <w:t xml:space="preserve">JOIN</w:t>
+      </w:r>
+      <w:r>
+        <w:rPr>
+          <w:rStyle w:val="NormalTok"/>
+        </w:rPr>
+        <w:t xml:space="preserve"> admissions a2 </w:t>
+      </w:r>
+      <w:r>
+        <w:rPr>
+          <w:rStyle w:val="KeywordTok"/>
+        </w:rPr>
+        <w:t xml:space="preserve">ON</w:t>
+      </w:r>
+      <w:r>
+        <w:rPr>
+          <w:rStyle w:val="NormalTok"/>
+        </w:rPr>
+        <w:t xml:space="preserve"> a1.patient_id </w:t>
+      </w:r>
+      <w:r>
+        <w:rPr>
+          <w:rStyle w:val="OperatorTok"/>
+        </w:rPr>
+        <w:t xml:space="preserve">=</w:t>
+      </w:r>
+      <w:r>
+        <w:rPr>
+          <w:rStyle w:val="NormalTok"/>
+        </w:rPr>
+        <w:t xml:space="preserve"> a2.patient_id</w:t>
+      </w:r>
+      <w:r>
+        <w:br/>
+      </w:r>
+      <w:r>
+        <w:rPr>
+          <w:rStyle w:val="NormalTok"/>
+        </w:rPr>
+        <w:t xml:space="preserve">  </w:t>
+      </w:r>
+      <w:r>
+        <w:rPr>
+          <w:rStyle w:val="KeywordTok"/>
+        </w:rPr>
+        <w:t xml:space="preserve">JOIN</w:t>
+      </w:r>
+      <w:r>
+        <w:rPr>
+          <w:rStyle w:val="NormalTok"/>
+        </w:rPr>
+        <w:t xml:space="preserve"> diagnoses d </w:t>
+      </w:r>
+      <w:r>
+        <w:rPr>
+          <w:rStyle w:val="KeywordTok"/>
+        </w:rPr>
+        <w:t xml:space="preserve">ON</w:t>
+      </w:r>
+      <w:r>
+        <w:rPr>
+          <w:rStyle w:val="NormalTok"/>
+        </w:rPr>
+        <w:t xml:space="preserve"> a2.admission_id </w:t>
+      </w:r>
+      <w:r>
+        <w:rPr>
+          <w:rStyle w:val="OperatorTok"/>
+        </w:rPr>
+        <w:t xml:space="preserve">=</w:t>
+      </w:r>
+      <w:r>
+        <w:rPr>
+          <w:rStyle w:val="NormalTok"/>
+        </w:rPr>
+        <w:t xml:space="preserve"> d.admission_id</w:t>
+      </w:r>
+      <w:r>
+        <w:br/>
+      </w:r>
+      <w:r>
+        <w:rPr>
+          <w:rStyle w:val="NormalTok"/>
+        </w:rPr>
+        <w:t xml:space="preserve">  </w:t>
+      </w:r>
+      <w:r>
+        <w:rPr>
+          <w:rStyle w:val="KeywordTok"/>
+        </w:rPr>
+        <w:t xml:space="preserve">WHERE</w:t>
+      </w:r>
+      <w:r>
+        <w:rPr>
+          <w:rStyle w:val="NormalTok"/>
+        </w:rPr>
+        <w:t xml:space="preserve"> d.icd10_code </w:t>
+      </w:r>
+      <w:r>
+        <w:rPr>
+          <w:rStyle w:val="KeywordTok"/>
+        </w:rPr>
+        <w:t xml:space="preserve">LIKE</w:t>
+      </w:r>
+      <w:r>
+        <w:rPr>
+          <w:rStyle w:val="NormalTok"/>
+        </w:rPr>
+        <w:t xml:space="preserve"> </w:t>
+      </w:r>
+      <w:r>
+        <w:rPr>
+          <w:rStyle w:val="StringTok"/>
+        </w:rPr>
+        <w:t xml:space="preserve">'I50%'</w:t>
+      </w:r>
+      <w:r>
+        <w:br/>
+      </w:r>
+      <w:r>
+        <w:rPr>
+          <w:rStyle w:val="NormalTok"/>
+        </w:rPr>
+        <w:t xml:space="preserve">    </w:t>
+      </w:r>
+      <w:r>
+        <w:rPr>
+          <w:rStyle w:val="KeywordTok"/>
+        </w:rPr>
+        <w:t xml:space="preserve">AND</w:t>
+      </w:r>
+      <w:r>
+        <w:rPr>
+          <w:rStyle w:val="NormalTok"/>
+        </w:rPr>
+        <w:t xml:space="preserve"> a2.admission_date </w:t>
+      </w:r>
+      <w:r>
+        <w:rPr>
+          <w:rStyle w:val="KeywordTok"/>
+        </w:rPr>
+        <w:t xml:space="preserve">BETWEEN</w:t>
+      </w:r>
+      <w:r>
+        <w:rPr>
+          <w:rStyle w:val="NormalTok"/>
+        </w:rPr>
+        <w:t xml:space="preserve"> a1.discharge_date</w:t>
+      </w:r>
+      <w:r>
+        <w:br/>
+      </w:r>
+      <w:r>
+        <w:rPr>
+          <w:rStyle w:val="NormalTok"/>
+        </w:rPr>
+        <w:t xml:space="preserve">        </w:t>
+      </w:r>
+      <w:r>
+        <w:rPr>
+          <w:rStyle w:val="KeywordTok"/>
+        </w:rPr>
+        <w:t xml:space="preserve">AND</w:t>
+      </w:r>
+      <w:r>
+        <w:rPr>
+          <w:rStyle w:val="NormalTok"/>
+        </w:rPr>
+        <w:t xml:space="preserve"> DATE_ADD(a1.discharge_date, </w:t>
+      </w:r>
+      <w:r>
+        <w:rPr>
+          <w:rStyle w:val="DataTypeTok"/>
+        </w:rPr>
+        <w:t xml:space="preserve">INTERVAL</w:t>
+      </w:r>
+      <w:r>
+        <w:rPr>
+          <w:rStyle w:val="NormalTok"/>
+        </w:rPr>
+        <w:t xml:space="preserve"> </w:t>
+      </w:r>
+      <w:r>
+        <w:rPr>
+          <w:rStyle w:val="DecValTok"/>
+        </w:rPr>
+        <w:t xml:space="preserve">30</w:t>
+      </w:r>
+      <w:r>
+        <w:rPr>
+          <w:rStyle w:val="NormalTok"/>
+        </w:rPr>
+        <w:t xml:space="preserve"> </w:t>
+      </w:r>
+      <w:r>
+        <w:rPr>
+          <w:rStyle w:val="DataTypeTok"/>
+        </w:rPr>
+        <w:t xml:space="preserve">DAY</w:t>
+      </w:r>
+      <w:r>
+        <w:rPr>
+          <w:rStyle w:val="NormalTok"/>
+        </w:rPr>
+        <w:t xml:space="preserve">)</w:t>
+      </w:r>
+      <w:r>
+        <w:br/>
+      </w:r>
+      <w:r>
+        <w:rPr>
+          <w:rStyle w:val="NormalTok"/>
+        </w:rPr>
+        <w:t xml:space="preserve">    </w:t>
+      </w:r>
+      <w:r>
+        <w:rPr>
+          <w:rStyle w:val="KeywordTok"/>
+        </w:rPr>
+        <w:t xml:space="preserve">AND</w:t>
+      </w:r>
+      <w:r>
+        <w:rPr>
+          <w:rStyle w:val="NormalTok"/>
+        </w:rPr>
+        <w:t xml:space="preserve"> a1.admission_id </w:t>
+      </w:r>
+      <w:r>
+        <w:rPr>
+          <w:rStyle w:val="OperatorTok"/>
+        </w:rPr>
+        <w:t xml:space="preserve">!=</w:t>
+      </w:r>
+      <w:r>
+        <w:rPr>
+          <w:rStyle w:val="NormalTok"/>
+        </w:rPr>
+        <w:t xml:space="preserve"> a2.admission_id</w:t>
+      </w:r>
+      <w:r>
+        <w:br/>
+      </w:r>
+      <w:r>
+        <w:rPr>
+          <w:rStyle w:val="NormalTok"/>
+        </w:rPr>
+        <w:t xml:space="preserve">) r</w:t>
+      </w:r>
+    </w:p>
+    <w:p>
+      <w:pPr>
+        <w:pStyle w:val="FirstParagraph"/>
+      </w:pPr>
+      <w:r>
+        <w:rPr>
+          <w:b/>
+          <w:bCs/>
+        </w:rPr>
+        <w:t xml:space="preserve">Rationale Metadata:</w:t>
+      </w:r>
+      <w:r>
+        <w:t xml:space="preserve"> </w:t>
+      </w:r>
+      <w:r>
+        <w:t xml:space="preserve">Aligned with CMS HRRP requirements for organizational quality reporting. COUNT(DISTINCT patient_id) ensures each patient is counted once even if they have multiple readmissions. This is the aggregate metric version of Triple 2; the detailed cohort query should be run first to validate individual cases before reporting the aggregate number.</w:t>
+      </w:r>
+    </w:p>
+    <w:p>
+      <w:r>
+        <w:pict>
+          <v:rect style="width:0;height:1.5pt" o:hralign="center" o:hrstd="t" o:hr="t"/>
+        </w:pict>
+      </w:r>
+    </w:p>
+    <w:bookmarkEnd w:id="11"/>
+    <w:bookmarkEnd w:id="12"/>
+    <w:bookmarkStart w:id="13" w:name="X6244932574d711a11b7889794a7a7a7a3de904b"/>
+    <w:p>
+      <w:pPr>
+        <w:pStyle w:val="Heading2"/>
+      </w:pPr>
+      <w:r>
+        <w:t xml:space="preserve">How Triples Preserve Institutional Knowledge</w:t>
+      </w:r>
+    </w:p>
+    <w:p>
+      <w:pPr>
+        <w:pStyle w:val="FirstParagraph"/>
+      </w:pPr>
+      <w:r>
+        <w:t xml:space="preserve">In traditional analytics workflows, only the SQL (component 2) would be saved, if anything. The Natural Language Intent (component 1) would exist only in an email or chat message. The Rationale Metadata (component 3), the most critical knowledge for institutional continuity, would exist only in the departing analyst’s memory.</w:t>
+      </w:r>
+    </w:p>
+    <w:p>
+      <w:pPr>
+        <w:pStyle w:val="BodyText"/>
+      </w:pPr>
+      <w:r>
+        <w:t xml:space="preserve">When a new analyst inherits these triples, they receive not just executable code but the clinical reasoning, regulatory context, and institutional conventions that informed the query’s construction. This is the mechanism by which HITL-KG converts ephemeral analytical work into durable organizational memory.</w:t>
+      </w:r>
+    </w:p>
+    <w:bookmarkEnd w:id="13"/>
+    <w:bookmarkStart w:id="14" w:name="references"/>
     <w:p>
       <w:pPr>
         <w:pStyle w:val="Heading2"/>
@@ -564,11 +2070,23 @@
         </w:numPr>
       </w:pPr>
       <w:r>
-        <w:t xml:space="preserve">Healthcare Information and Management Systems Society (HIMSS). Analytics maturity assessment model (AMAM) global report. HIMSS Analytics; 2024. Available from: https://www.himss.org/maturity-models/amam/</w:t>
+        <w:t xml:space="preserve">National Committee for Quality Assurance (NCQA). HEDIS measures and technical resources. 2025. Available from: https://www.ncqa.org/hedis/</w:t>
       </w:r>
     </w:p>
-    <w:bookmarkEnd w:id="10"/>
-    <w:bookmarkEnd w:id="11"/>
+    <w:p>
+      <w:pPr>
+        <w:pStyle w:val="Compact"/>
+        <w:numPr>
+          <w:ilvl w:val="0"/>
+          <w:numId w:val="1001"/>
+        </w:numPr>
+      </w:pPr>
+      <w:r>
+        <w:t xml:space="preserve">Centers for Medicare and Medicaid Services (CMS). Hospital Readmissions Reduction Program (HRRP). 2025. Available from: https://www.cms.gov/medicare/payment/prospective-payment-systems/acute-inpatient-pps/hospital-readmissions-reduction-program-hrrp</w:t>
+      </w:r>
+    </w:p>
+    <w:bookmarkEnd w:id="14"/>
+    <w:bookmarkEnd w:id="15"/>
     <w:sectPr>
       <w:footnotePr>
         <w:numRestart w:val="eachSect"/>

--- a/multimedia_appendix_1.docx
+++ b/multimedia_appendix_1.docx
@@ -2,56 +2,6 @@
 <file path=word/document.xml><?xml version="1.0" encoding="utf-8"?>
 <w:document xmlns:w="http://schemas.openxmlformats.org/wordprocessingml/2006/main" xmlns:m="http://schemas.openxmlformats.org/officeDocument/2006/math" xmlns:r="http://schemas.openxmlformats.org/officeDocument/2006/relationships" xmlns:o="urn:schemas-microsoft-com:office:office" xmlns:v="urn:schemas-microsoft-com:vml" xmlns:w10="urn:schemas-microsoft-com:office:word" xmlns:a="http://schemas.openxmlformats.org/drawingml/2006/main" xmlns:pic="http://schemas.openxmlformats.org/drawingml/2006/picture" xmlns:wp="http://schemas.openxmlformats.org/drawingml/2006/wordprocessingDrawing">
   <w:body>
-    <w:p>
-      <w:pPr>
-        <w:pStyle w:val="Title"/>
-      </w:pPr>
-      <w:r>
-        <w:t xml:space="preserve">Multimedia Appendix</w:t>
-      </w:r>
-    </w:p>
-    <w:p>
-      <w:pPr>
-        <w:pStyle w:val="Author"/>
-      </w:pPr>
-      <w:r>
-        <w:t xml:space="preserve">Samuel T Harrold, Yuimedi, Inc.</w:t>
-      </w:r>
-    </w:p>
-    <w:p>
-      <w:pPr>
-        <w:pStyle w:val="Date"/>
-      </w:pPr>
-      <w:r>
-        <w:t xml:space="preserve">March 2026</w:t>
-      </w:r>
-    </w:p>
-    <w:sdt>
-      <w:sdtPr>
-        <w:docPartObj>
-          <w:docPartGallery w:val="Table of Contents"/>
-          <w:docPartUnique/>
-        </w:docPartObj>
-      </w:sdtPr>
-      <w:sdtContent>
-        <w:p>
-          <w:pPr>
-            <w:pStyle w:val="TOCHeading"/>
-          </w:pPr>
-          <w:r>
-            <w:t xml:space="preserve">Table of Contents</w:t>
-          </w:r>
-        </w:p>
-        <w:p>
-          <w:r>
-            <w:fldChar w:fldCharType="begin" w:dirty="true"/>
-            <w:instrText xml:space="preserve">TOC \o "1-3" \h \z \u</w:instrText>
-            <w:fldChar w:fldCharType="separate"/>
-            <w:fldChar w:fldCharType="end"/>
-          </w:r>
-        </w:p>
-      </w:sdtContent>
-    </w:sdt>
     <w:bookmarkStart w:id="15" w:name="multimedia-appendix-1"/>
     <w:p>
       <w:pPr>
@@ -2337,8 +2287,16 @@
   </w:docDefaults>
   <w:latentStyles w:count="276" w:defLockedState="0" w:defQFormat="0" w:defSemiHidden="0" w:defUIPriority="0" w:defUnhideWhenUsed="0"/>
   <w:style w:default="1" w:styleId="Normal" w:type="paragraph">
+    <w:pPr>
+      <w:spacing w:after="0" w:line="480" w:lineRule="auto"/>
+    </w:pPr>
     <w:name w:val="Normal"/>
     <w:qFormat/>
+    <w:rPr>
+      <w:rFonts w:ascii="Times New Roman" w:hAnsi="Times New Roman"/>
+      <w:sz w:val="24"/>
+      <w:szCs w:val="24"/>
+    </w:rPr>
   </w:style>
   <w:style w:styleId="BodyText" w:type="paragraph">
     <w:name w:val="Body Text"/>

--- a/multimedia_appendix_1.docx
+++ b/multimedia_appendix_1.docx
@@ -2,6 +2,56 @@
 <file path=word/document.xml><?xml version="1.0" encoding="utf-8"?>
 <w:document xmlns:w="http://schemas.openxmlformats.org/wordprocessingml/2006/main" xmlns:m="http://schemas.openxmlformats.org/officeDocument/2006/math" xmlns:r="http://schemas.openxmlformats.org/officeDocument/2006/relationships" xmlns:o="urn:schemas-microsoft-com:office:office" xmlns:v="urn:schemas-microsoft-com:vml" xmlns:w10="urn:schemas-microsoft-com:office:word" xmlns:a="http://schemas.openxmlformats.org/drawingml/2006/main" xmlns:pic="http://schemas.openxmlformats.org/drawingml/2006/picture" xmlns:wp="http://schemas.openxmlformats.org/drawingml/2006/wordprocessingDrawing">
   <w:body>
+    <w:p>
+      <w:pPr>
+        <w:pStyle w:val="Title"/>
+      </w:pPr>
+      <w:r>
+        <w:t xml:space="preserve">Multimedia Appendix</w:t>
+      </w:r>
+    </w:p>
+    <w:p>
+      <w:pPr>
+        <w:pStyle w:val="Author"/>
+      </w:pPr>
+      <w:r>
+        <w:t xml:space="preserve">Samuel T Harrold, Yuimedi, Inc.</w:t>
+      </w:r>
+    </w:p>
+    <w:p>
+      <w:pPr>
+        <w:pStyle w:val="Date"/>
+      </w:pPr>
+      <w:r>
+        <w:t xml:space="preserve">March 2026</w:t>
+      </w:r>
+    </w:p>
+    <w:sdt>
+      <w:sdtPr>
+        <w:docPartObj>
+          <w:docPartGallery w:val="Table of Contents"/>
+          <w:docPartUnique/>
+        </w:docPartObj>
+      </w:sdtPr>
+      <w:sdtContent>
+        <w:p>
+          <w:pPr>
+            <w:pStyle w:val="TOCHeading"/>
+          </w:pPr>
+          <w:r>
+            <w:t xml:space="preserve">Table of Contents</w:t>
+          </w:r>
+        </w:p>
+        <w:p>
+          <w:r>
+            <w:fldChar w:fldCharType="begin" w:dirty="true"/>
+            <w:instrText xml:space="preserve">TOC \o "1-3" \h \z \u</w:instrText>
+            <w:fldChar w:fldCharType="separate"/>
+            <w:fldChar w:fldCharType="end"/>
+          </w:r>
+        </w:p>
+      </w:sdtContent>
+    </w:sdt>
     <w:bookmarkStart w:id="15" w:name="multimedia-appendix-1"/>
     <w:p>
       <w:pPr>
@@ -2273,7 +2323,7 @@
   <w:docDefaults>
     <w:rPrDefault>
       <w:rPr>
-        <w:rFonts w:asciiTheme="minorHAnsi" w:cstheme="minorBidi" w:eastAsiaTheme="minorEastAsia" w:hAnsiTheme="minorHAnsi"/>
+        <w:rFonts w:ascii="Times New Roman" w:cstheme="minorBidi" w:eastAsiaTheme="minorEastAsia" w:hAnsi="Times New Roman"/>
         <w:sz w:val="24"/>
         <w:szCs w:val="24"/>
         <w:lang w:bidi="ar-SA" w:eastAsia="zh-CN" w:val="en-US"/>
@@ -2335,9 +2385,9 @@
       <w:jc w:val="center"/>
     </w:pPr>
     <w:rPr>
-      <w:rFonts w:asciiTheme="majorHAnsi" w:cstheme="majorBidi" w:eastAsiaTheme="majorEastAsia" w:hAnsiTheme="majorHAnsi"/>
-      <w:sz w:val="56"/>
-      <w:szCs w:val="56"/>
+      <w:rFonts w:ascii="Times New Roman" w:cstheme="majorBidi" w:eastAsiaTheme="majorEastAsia" w:hAnsi="Times New Roman"/>
+      <w:sz w:val="28"/>
+      <w:szCs w:val="28"/>
     </w:rPr>
   </w:style>
   <w:style w:customStyle="1" w:styleId="TitleChar" w:type="character">
@@ -2347,9 +2397,9 @@
     <w:uiPriority w:val="10"/>
     <w:rsid w:val="00A10FD9"/>
     <w:rPr>
-      <w:rFonts w:asciiTheme="majorHAnsi" w:cstheme="majorBidi" w:eastAsiaTheme="majorEastAsia" w:hAnsiTheme="majorHAnsi"/>
-      <w:sz w:val="56"/>
-      <w:szCs w:val="56"/>
+      <w:rFonts w:ascii="Times New Roman" w:cstheme="majorBidi" w:eastAsiaTheme="majorEastAsia" w:hAnsi="Times New Roman"/>
+      <w:sz w:val="28"/>
+      <w:szCs w:val="28"/>
     </w:rPr>
   </w:style>
   <w:style w:styleId="Subtitle" w:type="paragraph">
@@ -2366,7 +2416,7 @@
       </w:numPr>
     </w:pPr>
     <w:rPr>
-      <w:rFonts w:cstheme="majorBidi" w:eastAsiaTheme="majorEastAsia"/>
+      <w:rFonts w:ascii="Times New Roman" w:cstheme="majorBidi" w:eastAsiaTheme="majorEastAsia" w:hAnsi="Times New Roman"/>
       <w:spacing w:val="15"/>
       <w:sz w:val="28"/>
       <w:szCs w:val="28"/>
@@ -2379,8 +2429,8 @@
     <w:uiPriority w:val="11"/>
     <w:rsid w:val="00A10FD9"/>
     <w:rPr>
-      <w:rFonts w:cstheme="majorBidi" w:eastAsiaTheme="majorEastAsia"/>
-      <w:color w:themeColor="text1" w:themeTint="A6" w:val="595959"/>
+      <w:rFonts w:ascii="Times New Roman" w:cstheme="majorBidi" w:eastAsiaTheme="majorEastAsia" w:hAnsi="Times New Roman"/>
+      <w:color w:themeTint="A6" w:val="000000"/>
       <w:spacing w:val="15"/>
       <w:sz w:val="28"/>
       <w:szCs w:val="28"/>
@@ -2469,10 +2519,10 @@
       <w:outlineLvl w:val="0"/>
     </w:pPr>
     <w:rPr>
-      <w:rFonts w:asciiTheme="majorHAnsi" w:cstheme="majorBidi" w:eastAsiaTheme="majorEastAsia" w:hAnsiTheme="majorHAnsi"/>
-      <w:color w:themeColor="accent1" w:themeShade="BF" w:val="0F4761"/>
-      <w:sz w:val="40"/>
-      <w:szCs w:val="40"/>
+      <w:rFonts w:ascii="Times New Roman" w:cstheme="majorBidi" w:eastAsiaTheme="majorEastAsia" w:hAnsi="Times New Roman"/>
+      <w:color w:val="000000"/>
+      <w:sz w:val="28"/>
+      <w:szCs w:val="28"/>
     </w:rPr>
   </w:style>
   <w:style w:styleId="Heading2" w:type="paragraph">
@@ -2492,10 +2542,10 @@
       <w:outlineLvl w:val="1"/>
     </w:pPr>
     <w:rPr>
-      <w:rFonts w:asciiTheme="majorHAnsi" w:cstheme="majorBidi" w:eastAsiaTheme="majorEastAsia" w:hAnsiTheme="majorHAnsi"/>
-      <w:color w:themeColor="accent1" w:themeShade="BF" w:val="0F4761"/>
-      <w:sz w:val="32"/>
-      <w:szCs w:val="32"/>
+      <w:rFonts w:ascii="Times New Roman" w:cstheme="majorBidi" w:eastAsiaTheme="majorEastAsia" w:hAnsi="Times New Roman"/>
+      <w:color w:val="000000"/>
+      <w:sz w:val="26"/>
+      <w:szCs w:val="26"/>
     </w:rPr>
   </w:style>
   <w:style w:styleId="Heading3" w:type="paragraph">
@@ -2515,10 +2565,10 @@
       <w:outlineLvl w:val="2"/>
     </w:pPr>
     <w:rPr>
-      <w:rFonts w:cstheme="majorBidi" w:eastAsiaTheme="majorEastAsia"/>
-      <w:color w:themeColor="accent1" w:themeShade="BF" w:val="0F4761"/>
-      <w:sz w:val="28"/>
-      <w:szCs w:val="28"/>
+      <w:rFonts w:ascii="Times New Roman" w:cstheme="majorBidi" w:eastAsiaTheme="majorEastAsia" w:hAnsi="Times New Roman"/>
+      <w:color w:val="000000"/>
+      <w:sz w:val="24"/>
+      <w:szCs w:val="24"/>
     </w:rPr>
   </w:style>
   <w:style w:styleId="Heading4" w:type="paragraph">
@@ -2538,10 +2588,10 @@
       <w:outlineLvl w:val="3"/>
     </w:pPr>
     <w:rPr>
-      <w:rFonts w:cstheme="majorBidi" w:eastAsiaTheme="majorEastAsia"/>
+      <w:rFonts w:ascii="Times New Roman" w:cstheme="majorBidi" w:eastAsiaTheme="majorEastAsia" w:hAnsi="Times New Roman"/>
       <w:i/>
       <w:iCs/>
-      <w:color w:themeColor="accent1" w:themeShade="BF" w:val="0F4761"/>
+      <w:color w:val="000000"/>
     </w:rPr>
   </w:style>
   <w:style w:styleId="Heading5" w:type="paragraph">
@@ -2561,8 +2611,8 @@
       <w:outlineLvl w:val="4"/>
     </w:pPr>
     <w:rPr>
-      <w:rFonts w:cstheme="majorBidi" w:eastAsiaTheme="majorEastAsia"/>
-      <w:color w:themeColor="accent1" w:themeShade="BF" w:val="0F4761"/>
+      <w:rFonts w:ascii="Times New Roman" w:cstheme="majorBidi" w:eastAsiaTheme="majorEastAsia" w:hAnsi="Times New Roman"/>
+      <w:color w:val="000000"/>
     </w:rPr>
   </w:style>
   <w:style w:styleId="Heading6" w:type="paragraph">
@@ -2582,10 +2632,10 @@
       <w:outlineLvl w:val="5"/>
     </w:pPr>
     <w:rPr>
-      <w:rFonts w:cstheme="majorBidi" w:eastAsiaTheme="majorEastAsia"/>
+      <w:rFonts w:ascii="Times New Roman" w:cstheme="majorBidi" w:eastAsiaTheme="majorEastAsia" w:hAnsi="Times New Roman"/>
       <w:i/>
       <w:iCs/>
-      <w:color w:themeColor="text1" w:themeTint="A6" w:val="595959"/>
+      <w:color w:themeTint="A6" w:val="000000"/>
     </w:rPr>
   </w:style>
   <w:style w:styleId="Heading7" w:type="paragraph">
@@ -2605,8 +2655,8 @@
       <w:outlineLvl w:val="6"/>
     </w:pPr>
     <w:rPr>
-      <w:rFonts w:cstheme="majorBidi" w:eastAsiaTheme="majorEastAsia"/>
-      <w:color w:themeColor="text1" w:themeTint="A6" w:val="595959"/>
+      <w:rFonts w:ascii="Times New Roman" w:cstheme="majorBidi" w:eastAsiaTheme="majorEastAsia" w:hAnsi="Times New Roman"/>
+      <w:color w:themeTint="A6" w:val="000000"/>
     </w:rPr>
   </w:style>
   <w:style w:styleId="Heading8" w:type="paragraph">
@@ -2626,10 +2676,10 @@
       <w:outlineLvl w:val="7"/>
     </w:pPr>
     <w:rPr>
-      <w:rFonts w:cstheme="majorBidi" w:eastAsiaTheme="majorEastAsia"/>
+      <w:rFonts w:ascii="Times New Roman" w:cstheme="majorBidi" w:eastAsiaTheme="majorEastAsia" w:hAnsi="Times New Roman"/>
       <w:i/>
       <w:iCs/>
-      <w:color w:themeColor="text1" w:themeTint="D8" w:val="272727"/>
+      <w:color w:themeTint="D8" w:val="000000"/>
     </w:rPr>
   </w:style>
   <w:style w:styleId="Heading9" w:type="paragraph">
@@ -2649,8 +2699,8 @@
       <w:outlineLvl w:val="8"/>
     </w:pPr>
     <w:rPr>
-      <w:rFonts w:cstheme="majorBidi" w:eastAsiaTheme="majorEastAsia"/>
-      <w:color w:themeColor="text1" w:themeTint="D8" w:val="272727"/>
+      <w:rFonts w:ascii="Times New Roman" w:cstheme="majorBidi" w:eastAsiaTheme="majorEastAsia" w:hAnsi="Times New Roman"/>
+      <w:color w:themeTint="D8" w:val="000000"/>
     </w:rPr>
   </w:style>
   <w:style w:customStyle="1" w:styleId="Heading1Char" w:type="character">
@@ -2660,10 +2710,10 @@
     <w:uiPriority w:val="9"/>
     <w:rsid w:val="00A10FD9"/>
     <w:rPr>
-      <w:rFonts w:asciiTheme="majorHAnsi" w:cstheme="majorBidi" w:eastAsiaTheme="majorEastAsia" w:hAnsiTheme="majorHAnsi"/>
-      <w:color w:themeColor="accent1" w:themeShade="BF" w:val="0F4761"/>
-      <w:sz w:val="40"/>
-      <w:szCs w:val="40"/>
+      <w:rFonts w:ascii="Times New Roman" w:cstheme="majorBidi" w:eastAsiaTheme="majorEastAsia" w:hAnsi="Times New Roman"/>
+      <w:color w:val="000000"/>
+      <w:sz w:val="28"/>
+      <w:szCs w:val="28"/>
     </w:rPr>
   </w:style>
   <w:style w:customStyle="1" w:styleId="Heading2Char" w:type="character">
@@ -2674,10 +2724,10 @@
     <w:semiHidden/>
     <w:rsid w:val="00A10FD9"/>
     <w:rPr>
-      <w:rFonts w:asciiTheme="majorHAnsi" w:cstheme="majorBidi" w:eastAsiaTheme="majorEastAsia" w:hAnsiTheme="majorHAnsi"/>
-      <w:color w:themeColor="accent1" w:themeShade="BF" w:val="0F4761"/>
-      <w:sz w:val="32"/>
-      <w:szCs w:val="32"/>
+      <w:rFonts w:ascii="Times New Roman" w:cstheme="majorBidi" w:eastAsiaTheme="majorEastAsia" w:hAnsi="Times New Roman"/>
+      <w:color w:val="000000"/>
+      <w:sz w:val="26"/>
+      <w:szCs w:val="26"/>
     </w:rPr>
   </w:style>
   <w:style w:customStyle="1" w:styleId="Heading3Char" w:type="character">
@@ -2688,10 +2738,10 @@
     <w:semiHidden/>
     <w:rsid w:val="00A10FD9"/>
     <w:rPr>
-      <w:rFonts w:cstheme="majorBidi" w:eastAsiaTheme="majorEastAsia"/>
-      <w:color w:themeColor="accent1" w:themeShade="BF" w:val="0F4761"/>
-      <w:sz w:val="28"/>
-      <w:szCs w:val="28"/>
+      <w:rFonts w:ascii="Times New Roman" w:cstheme="majorBidi" w:eastAsiaTheme="majorEastAsia" w:hAnsi="Times New Roman"/>
+      <w:color w:val="000000"/>
+      <w:sz w:val="24"/>
+      <w:szCs w:val="24"/>
     </w:rPr>
   </w:style>
   <w:style w:customStyle="1" w:styleId="Heading4Char" w:type="character">
@@ -2702,10 +2752,10 @@
     <w:semiHidden/>
     <w:rsid w:val="00A10FD9"/>
     <w:rPr>
-      <w:rFonts w:cstheme="majorBidi" w:eastAsiaTheme="majorEastAsia"/>
+      <w:rFonts w:ascii="Times New Roman" w:cstheme="majorBidi" w:eastAsiaTheme="majorEastAsia" w:hAnsi="Times New Roman"/>
       <w:i/>
       <w:iCs/>
-      <w:color w:themeColor="accent1" w:themeShade="BF" w:val="0F4761"/>
+      <w:color w:val="000000"/>
     </w:rPr>
   </w:style>
   <w:style w:customStyle="1" w:styleId="Heading5Char" w:type="character">
@@ -2716,8 +2766,8 @@
     <w:semiHidden/>
     <w:rsid w:val="00A10FD9"/>
     <w:rPr>
-      <w:rFonts w:cstheme="majorBidi" w:eastAsiaTheme="majorEastAsia"/>
-      <w:color w:themeColor="accent1" w:themeShade="BF" w:val="0F4761"/>
+      <w:rFonts w:ascii="Times New Roman" w:cstheme="majorBidi" w:eastAsiaTheme="majorEastAsia" w:hAnsi="Times New Roman"/>
+      <w:color w:val="000000"/>
     </w:rPr>
   </w:style>
   <w:style w:customStyle="1" w:styleId="Heading6Char" w:type="character">
@@ -2728,10 +2778,10 @@
     <w:semiHidden/>
     <w:rsid w:val="00A10FD9"/>
     <w:rPr>
-      <w:rFonts w:cstheme="majorBidi" w:eastAsiaTheme="majorEastAsia"/>
+      <w:rFonts w:ascii="Times New Roman" w:cstheme="majorBidi" w:eastAsiaTheme="majorEastAsia" w:hAnsi="Times New Roman"/>
       <w:i/>
       <w:iCs/>
-      <w:color w:themeColor="text1" w:themeTint="A6" w:val="595959"/>
+      <w:color w:themeTint="A6" w:val="000000"/>
     </w:rPr>
   </w:style>
   <w:style w:customStyle="1" w:styleId="Heading7Char" w:type="character">
@@ -2742,8 +2792,8 @@
     <w:semiHidden/>
     <w:rsid w:val="00A10FD9"/>
     <w:rPr>
-      <w:rFonts w:cstheme="majorBidi" w:eastAsiaTheme="majorEastAsia"/>
-      <w:color w:themeColor="text1" w:themeTint="A6" w:val="595959"/>
+      <w:rFonts w:ascii="Times New Roman" w:cstheme="majorBidi" w:eastAsiaTheme="majorEastAsia" w:hAnsi="Times New Roman"/>
+      <w:color w:themeTint="A6" w:val="000000"/>
     </w:rPr>
   </w:style>
   <w:style w:customStyle="1" w:styleId="Heading8Char" w:type="character">
@@ -2754,10 +2804,10 @@
     <w:semiHidden/>
     <w:rsid w:val="00A10FD9"/>
     <w:rPr>
-      <w:rFonts w:cstheme="majorBidi" w:eastAsiaTheme="majorEastAsia"/>
+      <w:rFonts w:ascii="Times New Roman" w:cstheme="majorBidi" w:eastAsiaTheme="majorEastAsia" w:hAnsi="Times New Roman"/>
       <w:i/>
       <w:iCs/>
-      <w:color w:themeColor="text1" w:themeTint="D8" w:val="272727"/>
+      <w:color w:themeTint="D8" w:val="000000"/>
     </w:rPr>
   </w:style>
   <w:style w:customStyle="1" w:styleId="Heading9Char" w:type="character">
@@ -2768,8 +2818,8 @@
     <w:semiHidden/>
     <w:rsid w:val="00A10FD9"/>
     <w:rPr>
-      <w:rFonts w:cstheme="majorBidi" w:eastAsiaTheme="majorEastAsia"/>
-      <w:color w:themeColor="text1" w:themeTint="D8" w:val="272727"/>
+      <w:rFonts w:ascii="Times New Roman" w:cstheme="majorBidi" w:eastAsiaTheme="majorEastAsia" w:hAnsi="Times New Roman"/>
+      <w:color w:themeTint="D8" w:val="000000"/>
     </w:rPr>
   </w:style>
   <w:style w:styleId="BlockText" w:type="paragraph">
@@ -2892,7 +2942,7 @@
     <w:name w:val="Verbatim Char"/>
     <w:basedOn w:val="BodyTextChar"/>
     <w:rPr>
-      <w:rFonts w:ascii="Consolas" w:hAnsi="Consolas"/>
+      <w:rFonts w:ascii="Times New Roman" w:hAnsi="Times New Roman"/>
       <w:sz w:val="22"/>
     </w:rPr>
   </w:style>
@@ -2911,7 +2961,7 @@
     <w:name w:val="Hyperlink"/>
     <w:basedOn w:val="BodyTextChar"/>
     <w:rPr>
-      <w:color w:themeColor="accent1" w:val="4F81BD"/>
+      <w:color w:val="000000"/>
     </w:rPr>
   </w:style>
   <w:style w:styleId="TOCHeading" w:type="paragraph">
@@ -2926,10 +2976,10 @@
       <w:outlineLvl w:val="9"/>
     </w:pPr>
     <w:rPr>
-      <w:rFonts w:asciiTheme="majorHAnsi" w:cstheme="majorBidi" w:eastAsiaTheme="majorEastAsia" w:hAnsiTheme="majorHAnsi"/>
+      <w:rFonts w:ascii="Times New Roman" w:cstheme="majorBidi" w:eastAsiaTheme="majorEastAsia" w:hAnsi="Times New Roman"/>
       <w:b w:val="0"/>
       <w:bCs w:val="0"/>
-      <w:color w:themeColor="accent1" w:themeShade="BF" w:val="365F91"/>
+      <w:color w:val="000000"/>
     </w:rPr>
   </w:style>
   <w:style w:type="paragraph" w:customStyle="1" w:styleId="SourceCode">

--- a/multimedia_appendix_1.docx
+++ b/multimedia_appendix_1.docx
@@ -82,8 +82,8 @@
       </w:r>
       <w:r>
         <w:rPr>
-          <w:b/>
-          <w:bCs/>
+          <w:i/>
+          <w:iCs/>
         </w:rPr>
         <w:t xml:space="preserve">Natural Language Intent</w:t>
       </w:r>
@@ -95,8 +95,8 @@
       </w:r>
       <w:r>
         <w:rPr>
-          <w:b/>
-          <w:bCs/>
+          <w:i/>
+          <w:iCs/>
         </w:rPr>
         <w:t xml:space="preserve">Executable SQL</w:t>
       </w:r>
@@ -108,8 +108,8 @@
       </w:r>
       <w:r>
         <w:rPr>
-          <w:b/>
-          <w:bCs/>
+          <w:i/>
+          <w:iCs/>
         </w:rPr>
         <w:t xml:space="preserve">Rationale Metadata</w:t>
       </w:r>
@@ -183,8 +183,8 @@
       </w:pPr>
       <w:r>
         <w:rPr>
-          <w:b/>
-          <w:bCs/>
+          <w:i/>
+          <w:iCs/>
         </w:rPr>
         <w:t xml:space="preserve">Natural Language Intent:</w:t>
       </w:r>
@@ -201,8 +201,8 @@
       </w:pPr>
       <w:r>
         <w:rPr>
-          <w:b/>
-          <w:bCs/>
+          <w:i/>
+          <w:iCs/>
         </w:rPr>
         <w:t xml:space="preserve">Executable SQL:</w:t>
       </w:r>
@@ -527,8 +527,8 @@
       </w:pPr>
       <w:r>
         <w:rPr>
-          <w:b/>
-          <w:bCs/>
+          <w:i/>
+          <w:iCs/>
         </w:rPr>
         <w:t xml:space="preserve">Rationale Metadata:</w:t>
       </w:r>
@@ -562,8 +562,8 @@
       </w:pPr>
       <w:r>
         <w:rPr>
-          <w:b/>
-          <w:bCs/>
+          <w:i/>
+          <w:iCs/>
         </w:rPr>
         <w:t xml:space="preserve">Natural Language Intent:</w:t>
       </w:r>
@@ -580,8 +580,8 @@
       </w:pPr>
       <w:r>
         <w:rPr>
-          <w:b/>
-          <w:bCs/>
+          <w:i/>
+          <w:iCs/>
         </w:rPr>
         <w:t xml:space="preserve">Executable SQL:</w:t>
       </w:r>
@@ -1560,8 +1560,8 @@
       </w:pPr>
       <w:r>
         <w:rPr>
-          <w:b/>
-          <w:bCs/>
+          <w:i/>
+          <w:iCs/>
         </w:rPr>
         <w:t xml:space="preserve">Rationale Metadata:</w:t>
       </w:r>
@@ -1604,8 +1604,8 @@
       </w:pPr>
       <w:r>
         <w:rPr>
-          <w:b/>
-          <w:bCs/>
+          <w:i/>
+          <w:iCs/>
         </w:rPr>
         <w:t xml:space="preserve">Natural Language Intent:</w:t>
       </w:r>
@@ -1622,8 +1622,8 @@
       </w:pPr>
       <w:r>
         <w:rPr>
-          <w:b/>
-          <w:bCs/>
+          <w:i/>
+          <w:iCs/>
         </w:rPr>
         <w:t xml:space="preserve">Executable SQL:</w:t>
       </w:r>
@@ -2005,8 +2005,8 @@
       </w:pPr>
       <w:r>
         <w:rPr>
-          <w:b/>
-          <w:bCs/>
+          <w:i/>
+          <w:iCs/>
         </w:rPr>
         <w:t xml:space="preserve">Rationale Metadata:</w:t>
       </w:r>

--- a/multimedia_appendix_1.docx
+++ b/multimedia_appendix_1.docx
@@ -7,7 +7,7 @@
         <w:pStyle w:val="Title"/>
       </w:pPr>
       <w:r>
-        <w:t xml:space="preserve">Healthcare Analytics Challenges: A Three-Pillar Framework Connecting Analytics Maturity, Workforce Agility, and Technical Enablement</w:t>
+        <w:t xml:space="preserve">Multimedia Appendix</w:t>
       </w:r>
     </w:p>
     <w:p>
@@ -23,7 +23,7 @@
         <w:pStyle w:val="Date"/>
       </w:pPr>
       <w:r>
-        <w:t xml:space="preserve">March 2026</w:t>
+        <w:t xml:space="preserve">June 2026</w:t>
       </w:r>
     </w:p>
     <w:sdt>
@@ -75,7 +75,16 @@
         <w:pStyle w:val="FirstParagraph"/>
       </w:pPr>
       <w:r>
-        <w:t xml:space="preserve">This appendix illustrates the Validated Query Triple artifact proposed by the HITL-KG framework (see Section 2.2 of the main paper). Each triple comprises three components: (1)</w:t>
+        <w:t xml:space="preserve">This appendix illustrates the Validated Query Triple artifact proposed by the HITL-KG framework (see the main paper’s section</w:t>
+      </w:r>
+      <w:r>
+        <w:t xml:space="preserve"> </w:t>
+      </w:r>
+      <w:r>
+        <w:t xml:space="preserve">“The Solution: Externalization via Socio-Technical Artifacts”</w:t>
+      </w:r>
+      <w:r>
+        <w:t xml:space="preserve">). Each triple comprises three components: (1)</w:t>
       </w:r>
       <w:r>
         <w:t xml:space="preserve"> </w:t>
@@ -2474,7 +2483,7 @@
   <w:docDefaults>
     <w:rPrDefault>
       <w:rPr>
-        <w:rFonts w:asciiTheme="minorHAnsi" w:cstheme="minorBidi" w:eastAsiaTheme="minorEastAsia" w:hAnsiTheme="minorHAnsi"/>
+        <w:rFonts w:ascii="Times New Roman" w:cstheme="minorBidi" w:eastAsiaTheme="minorEastAsia" w:hAnsi="Times New Roman"/>
         <w:sz w:val="24"/>
         <w:szCs w:val="24"/>
         <w:lang w:bidi="ar-SA" w:eastAsia="zh-CN" w:val="en-US"/>
@@ -2488,8 +2497,16 @@
   </w:docDefaults>
   <w:latentStyles w:count="276" w:defLockedState="0" w:defQFormat="0" w:defSemiHidden="0" w:defUIPriority="0" w:defUnhideWhenUsed="0"/>
   <w:style w:default="1" w:styleId="Normal" w:type="paragraph">
+    <w:pPr>
+      <w:spacing w:after="0" w:line="480" w:lineRule="auto"/>
+    </w:pPr>
     <w:name w:val="Normal"/>
     <w:qFormat/>
+    <w:rPr>
+      <w:rFonts w:ascii="Times New Roman" w:hAnsi="Times New Roman"/>
+      <w:sz w:val="24"/>
+      <w:szCs w:val="24"/>
+    </w:rPr>
   </w:style>
   <w:style w:styleId="BodyText" w:type="paragraph">
     <w:name w:val="Body Text"/>
@@ -2528,9 +2545,9 @@
       <w:jc w:val="center"/>
     </w:pPr>
     <w:rPr>
-      <w:rFonts w:asciiTheme="majorHAnsi" w:cstheme="majorBidi" w:eastAsiaTheme="majorEastAsia" w:hAnsiTheme="majorHAnsi"/>
-      <w:sz w:val="56"/>
-      <w:szCs w:val="56"/>
+      <w:rFonts w:ascii="Times New Roman" w:cstheme="majorBidi" w:eastAsiaTheme="majorEastAsia" w:hAnsi="Times New Roman"/>
+      <w:sz w:val="28"/>
+      <w:szCs w:val="28"/>
     </w:rPr>
   </w:style>
   <w:style w:customStyle="1" w:styleId="TitleChar" w:type="character">
@@ -2540,9 +2557,9 @@
     <w:uiPriority w:val="10"/>
     <w:rsid w:val="00A10FD9"/>
     <w:rPr>
-      <w:rFonts w:asciiTheme="majorHAnsi" w:cstheme="majorBidi" w:eastAsiaTheme="majorEastAsia" w:hAnsiTheme="majorHAnsi"/>
-      <w:sz w:val="56"/>
-      <w:szCs w:val="56"/>
+      <w:rFonts w:ascii="Times New Roman" w:cstheme="majorBidi" w:eastAsiaTheme="majorEastAsia" w:hAnsi="Times New Roman"/>
+      <w:sz w:val="28"/>
+      <w:szCs w:val="28"/>
     </w:rPr>
   </w:style>
   <w:style w:styleId="Subtitle" w:type="paragraph">
@@ -2559,7 +2576,7 @@
       </w:numPr>
     </w:pPr>
     <w:rPr>
-      <w:rFonts w:cstheme="majorBidi" w:eastAsiaTheme="majorEastAsia"/>
+      <w:rFonts w:ascii="Times New Roman" w:cstheme="majorBidi" w:eastAsiaTheme="majorEastAsia" w:hAnsi="Times New Roman"/>
       <w:spacing w:val="15"/>
       <w:sz w:val="28"/>
       <w:szCs w:val="28"/>
@@ -2572,8 +2589,8 @@
     <w:uiPriority w:val="11"/>
     <w:rsid w:val="00A10FD9"/>
     <w:rPr>
-      <w:rFonts w:cstheme="majorBidi" w:eastAsiaTheme="majorEastAsia"/>
-      <w:color w:themeColor="text1" w:themeTint="A6" w:val="595959"/>
+      <w:rFonts w:ascii="Times New Roman" w:cstheme="majorBidi" w:eastAsiaTheme="majorEastAsia" w:hAnsi="Times New Roman"/>
+      <w:color w:themeTint="A6" w:val="000000"/>
       <w:spacing w:val="15"/>
       <w:sz w:val="28"/>
       <w:szCs w:val="28"/>
@@ -2662,10 +2679,10 @@
       <w:outlineLvl w:val="0"/>
     </w:pPr>
     <w:rPr>
-      <w:rFonts w:asciiTheme="majorHAnsi" w:cstheme="majorBidi" w:eastAsiaTheme="majorEastAsia" w:hAnsiTheme="majorHAnsi"/>
-      <w:color w:themeColor="accent1" w:themeShade="BF" w:val="0F4761"/>
-      <w:sz w:val="40"/>
-      <w:szCs w:val="40"/>
+      <w:rFonts w:ascii="Times New Roman" w:cstheme="majorBidi" w:eastAsiaTheme="majorEastAsia" w:hAnsi="Times New Roman"/>
+      <w:color w:val="000000"/>
+      <w:sz w:val="28"/>
+      <w:szCs w:val="28"/>
     </w:rPr>
   </w:style>
   <w:style w:styleId="Heading2" w:type="paragraph">
@@ -2685,10 +2702,10 @@
       <w:outlineLvl w:val="1"/>
     </w:pPr>
     <w:rPr>
-      <w:rFonts w:asciiTheme="majorHAnsi" w:cstheme="majorBidi" w:eastAsiaTheme="majorEastAsia" w:hAnsiTheme="majorHAnsi"/>
-      <w:color w:themeColor="accent1" w:themeShade="BF" w:val="0F4761"/>
-      <w:sz w:val="32"/>
-      <w:szCs w:val="32"/>
+      <w:rFonts w:ascii="Times New Roman" w:cstheme="majorBidi" w:eastAsiaTheme="majorEastAsia" w:hAnsi="Times New Roman"/>
+      <w:color w:val="000000"/>
+      <w:sz w:val="26"/>
+      <w:szCs w:val="26"/>
     </w:rPr>
   </w:style>
   <w:style w:styleId="Heading3" w:type="paragraph">
@@ -2708,10 +2725,10 @@
       <w:outlineLvl w:val="2"/>
     </w:pPr>
     <w:rPr>
-      <w:rFonts w:cstheme="majorBidi" w:eastAsiaTheme="majorEastAsia"/>
-      <w:color w:themeColor="accent1" w:themeShade="BF" w:val="0F4761"/>
-      <w:sz w:val="28"/>
-      <w:szCs w:val="28"/>
+      <w:rFonts w:ascii="Times New Roman" w:cstheme="majorBidi" w:eastAsiaTheme="majorEastAsia" w:hAnsi="Times New Roman"/>
+      <w:color w:val="000000"/>
+      <w:sz w:val="24"/>
+      <w:szCs w:val="24"/>
     </w:rPr>
   </w:style>
   <w:style w:styleId="Heading4" w:type="paragraph">
@@ -2731,10 +2748,10 @@
       <w:outlineLvl w:val="3"/>
     </w:pPr>
     <w:rPr>
-      <w:rFonts w:cstheme="majorBidi" w:eastAsiaTheme="majorEastAsia"/>
+      <w:rFonts w:ascii="Times New Roman" w:cstheme="majorBidi" w:eastAsiaTheme="majorEastAsia" w:hAnsi="Times New Roman"/>
       <w:i/>
       <w:iCs/>
-      <w:color w:themeColor="accent1" w:themeShade="BF" w:val="0F4761"/>
+      <w:color w:val="000000"/>
     </w:rPr>
   </w:style>
   <w:style w:styleId="Heading5" w:type="paragraph">
@@ -2754,8 +2771,8 @@
       <w:outlineLvl w:val="4"/>
     </w:pPr>
     <w:rPr>
-      <w:rFonts w:cstheme="majorBidi" w:eastAsiaTheme="majorEastAsia"/>
-      <w:color w:themeColor="accent1" w:themeShade="BF" w:val="0F4761"/>
+      <w:rFonts w:ascii="Times New Roman" w:cstheme="majorBidi" w:eastAsiaTheme="majorEastAsia" w:hAnsi="Times New Roman"/>
+      <w:color w:val="000000"/>
     </w:rPr>
   </w:style>
   <w:style w:styleId="Heading6" w:type="paragraph">
@@ -2775,10 +2792,10 @@
       <w:outlineLvl w:val="5"/>
     </w:pPr>
     <w:rPr>
-      <w:rFonts w:cstheme="majorBidi" w:eastAsiaTheme="majorEastAsia"/>
+      <w:rFonts w:ascii="Times New Roman" w:cstheme="majorBidi" w:eastAsiaTheme="majorEastAsia" w:hAnsi="Times New Roman"/>
       <w:i/>
       <w:iCs/>
-      <w:color w:themeColor="text1" w:themeTint="A6" w:val="595959"/>
+      <w:color w:themeTint="A6" w:val="000000"/>
     </w:rPr>
   </w:style>
   <w:style w:styleId="Heading7" w:type="paragraph">
@@ -2798,8 +2815,8 @@
       <w:outlineLvl w:val="6"/>
     </w:pPr>
     <w:rPr>
-      <w:rFonts w:cstheme="majorBidi" w:eastAsiaTheme="majorEastAsia"/>
-      <w:color w:themeColor="text1" w:themeTint="A6" w:val="595959"/>
+      <w:rFonts w:ascii="Times New Roman" w:cstheme="majorBidi" w:eastAsiaTheme="majorEastAsia" w:hAnsi="Times New Roman"/>
+      <w:color w:themeTint="A6" w:val="000000"/>
     </w:rPr>
   </w:style>
   <w:style w:styleId="Heading8" w:type="paragraph">
@@ -2819,10 +2836,10 @@
       <w:outlineLvl w:val="7"/>
     </w:pPr>
     <w:rPr>
-      <w:rFonts w:cstheme="majorBidi" w:eastAsiaTheme="majorEastAsia"/>
+      <w:rFonts w:ascii="Times New Roman" w:cstheme="majorBidi" w:eastAsiaTheme="majorEastAsia" w:hAnsi="Times New Roman"/>
       <w:i/>
       <w:iCs/>
-      <w:color w:themeColor="text1" w:themeTint="D8" w:val="272727"/>
+      <w:color w:themeTint="D8" w:val="000000"/>
     </w:rPr>
   </w:style>
   <w:style w:styleId="Heading9" w:type="paragraph">
@@ -2842,8 +2859,8 @@
       <w:outlineLvl w:val="8"/>
     </w:pPr>
     <w:rPr>
-      <w:rFonts w:cstheme="majorBidi" w:eastAsiaTheme="majorEastAsia"/>
-      <w:color w:themeColor="text1" w:themeTint="D8" w:val="272727"/>
+      <w:rFonts w:ascii="Times New Roman" w:cstheme="majorBidi" w:eastAsiaTheme="majorEastAsia" w:hAnsi="Times New Roman"/>
+      <w:color w:themeTint="D8" w:val="000000"/>
     </w:rPr>
   </w:style>
   <w:style w:customStyle="1" w:styleId="Heading1Char" w:type="character">
@@ -2853,10 +2870,10 @@
     <w:uiPriority w:val="9"/>
     <w:rsid w:val="00A10FD9"/>
     <w:rPr>
-      <w:rFonts w:asciiTheme="majorHAnsi" w:cstheme="majorBidi" w:eastAsiaTheme="majorEastAsia" w:hAnsiTheme="majorHAnsi"/>
-      <w:color w:themeColor="accent1" w:themeShade="BF" w:val="0F4761"/>
-      <w:sz w:val="40"/>
-      <w:szCs w:val="40"/>
+      <w:rFonts w:ascii="Times New Roman" w:cstheme="majorBidi" w:eastAsiaTheme="majorEastAsia" w:hAnsi="Times New Roman"/>
+      <w:color w:val="000000"/>
+      <w:sz w:val="28"/>
+      <w:szCs w:val="28"/>
     </w:rPr>
   </w:style>
   <w:style w:customStyle="1" w:styleId="Heading2Char" w:type="character">
@@ -2867,10 +2884,10 @@
     <w:semiHidden/>
     <w:rsid w:val="00A10FD9"/>
     <w:rPr>
-      <w:rFonts w:asciiTheme="majorHAnsi" w:cstheme="majorBidi" w:eastAsiaTheme="majorEastAsia" w:hAnsiTheme="majorHAnsi"/>
-      <w:color w:themeColor="accent1" w:themeShade="BF" w:val="0F4761"/>
-      <w:sz w:val="32"/>
-      <w:szCs w:val="32"/>
+      <w:rFonts w:ascii="Times New Roman" w:cstheme="majorBidi" w:eastAsiaTheme="majorEastAsia" w:hAnsi="Times New Roman"/>
+      <w:color w:val="000000"/>
+      <w:sz w:val="26"/>
+      <w:szCs w:val="26"/>
     </w:rPr>
   </w:style>
   <w:style w:customStyle="1" w:styleId="Heading3Char" w:type="character">
@@ -2881,10 +2898,10 @@
     <w:semiHidden/>
     <w:rsid w:val="00A10FD9"/>
     <w:rPr>
-      <w:rFonts w:cstheme="majorBidi" w:eastAsiaTheme="majorEastAsia"/>
-      <w:color w:themeColor="accent1" w:themeShade="BF" w:val="0F4761"/>
-      <w:sz w:val="28"/>
-      <w:szCs w:val="28"/>
+      <w:rFonts w:ascii="Times New Roman" w:cstheme="majorBidi" w:eastAsiaTheme="majorEastAsia" w:hAnsi="Times New Roman"/>
+      <w:color w:val="000000"/>
+      <w:sz w:val="24"/>
+      <w:szCs w:val="24"/>
     </w:rPr>
   </w:style>
   <w:style w:customStyle="1" w:styleId="Heading4Char" w:type="character">
@@ -2895,10 +2912,10 @@
     <w:semiHidden/>
     <w:rsid w:val="00A10FD9"/>
     <w:rPr>
-      <w:rFonts w:cstheme="majorBidi" w:eastAsiaTheme="majorEastAsia"/>
+      <w:rFonts w:ascii="Times New Roman" w:cstheme="majorBidi" w:eastAsiaTheme="majorEastAsia" w:hAnsi="Times New Roman"/>
       <w:i/>
       <w:iCs/>
-      <w:color w:themeColor="accent1" w:themeShade="BF" w:val="0F4761"/>
+      <w:color w:val="000000"/>
     </w:rPr>
   </w:style>
   <w:style w:customStyle="1" w:styleId="Heading5Char" w:type="character">
@@ -2909,8 +2926,8 @@
     <w:semiHidden/>
     <w:rsid w:val="00A10FD9"/>
     <w:rPr>
-      <w:rFonts w:cstheme="majorBidi" w:eastAsiaTheme="majorEastAsia"/>
-      <w:color w:themeColor="accent1" w:themeShade="BF" w:val="0F4761"/>
+      <w:rFonts w:ascii="Times New Roman" w:cstheme="majorBidi" w:eastAsiaTheme="majorEastAsia" w:hAnsi="Times New Roman"/>
+      <w:color w:val="000000"/>
     </w:rPr>
   </w:style>
   <w:style w:customStyle="1" w:styleId="Heading6Char" w:type="character">
@@ -2921,10 +2938,10 @@
     <w:semiHidden/>
     <w:rsid w:val="00A10FD9"/>
     <w:rPr>
-      <w:rFonts w:cstheme="majorBidi" w:eastAsiaTheme="majorEastAsia"/>
+      <w:rFonts w:ascii="Times New Roman" w:cstheme="majorBidi" w:eastAsiaTheme="majorEastAsia" w:hAnsi="Times New Roman"/>
       <w:i/>
       <w:iCs/>
-      <w:color w:themeColor="text1" w:themeTint="A6" w:val="595959"/>
+      <w:color w:themeTint="A6" w:val="000000"/>
     </w:rPr>
   </w:style>
   <w:style w:customStyle="1" w:styleId="Heading7Char" w:type="character">
@@ -2935,8 +2952,8 @@
     <w:semiHidden/>
     <w:rsid w:val="00A10FD9"/>
     <w:rPr>
-      <w:rFonts w:cstheme="majorBidi" w:eastAsiaTheme="majorEastAsia"/>
-      <w:color w:themeColor="text1" w:themeTint="A6" w:val="595959"/>
+      <w:rFonts w:ascii="Times New Roman" w:cstheme="majorBidi" w:eastAsiaTheme="majorEastAsia" w:hAnsi="Times New Roman"/>
+      <w:color w:themeTint="A6" w:val="000000"/>
     </w:rPr>
   </w:style>
   <w:style w:customStyle="1" w:styleId="Heading8Char" w:type="character">
@@ -2947,10 +2964,10 @@
     <w:semiHidden/>
     <w:rsid w:val="00A10FD9"/>
     <w:rPr>
-      <w:rFonts w:cstheme="majorBidi" w:eastAsiaTheme="majorEastAsia"/>
+      <w:rFonts w:ascii="Times New Roman" w:cstheme="majorBidi" w:eastAsiaTheme="majorEastAsia" w:hAnsi="Times New Roman"/>
       <w:i/>
       <w:iCs/>
-      <w:color w:themeColor="text1" w:themeTint="D8" w:val="272727"/>
+      <w:color w:themeTint="D8" w:val="000000"/>
     </w:rPr>
   </w:style>
   <w:style w:customStyle="1" w:styleId="Heading9Char" w:type="character">
@@ -2961,8 +2978,8 @@
     <w:semiHidden/>
     <w:rsid w:val="00A10FD9"/>
     <w:rPr>
-      <w:rFonts w:cstheme="majorBidi" w:eastAsiaTheme="majorEastAsia"/>
-      <w:color w:themeColor="text1" w:themeTint="D8" w:val="272727"/>
+      <w:rFonts w:ascii="Times New Roman" w:cstheme="majorBidi" w:eastAsiaTheme="majorEastAsia" w:hAnsi="Times New Roman"/>
+      <w:color w:themeTint="D8" w:val="000000"/>
     </w:rPr>
   </w:style>
   <w:style w:styleId="BlockText" w:type="paragraph">
@@ -3085,7 +3102,7 @@
     <w:name w:val="Verbatim Char"/>
     <w:basedOn w:val="BodyTextChar"/>
     <w:rPr>
-      <w:rFonts w:ascii="Consolas" w:hAnsi="Consolas"/>
+      <w:rFonts w:ascii="Times New Roman" w:hAnsi="Times New Roman"/>
       <w:sz w:val="22"/>
     </w:rPr>
   </w:style>
@@ -3104,7 +3121,7 @@
     <w:name w:val="Hyperlink"/>
     <w:basedOn w:val="BodyTextChar"/>
     <w:rPr>
-      <w:color w:themeColor="accent1" w:val="4F81BD"/>
+      <w:color w:val="000000"/>
     </w:rPr>
   </w:style>
   <w:style w:styleId="TOCHeading" w:type="paragraph">
@@ -3119,10 +3136,10 @@
       <w:outlineLvl w:val="9"/>
     </w:pPr>
     <w:rPr>
-      <w:rFonts w:asciiTheme="majorHAnsi" w:cstheme="majorBidi" w:eastAsiaTheme="majorEastAsia" w:hAnsiTheme="majorHAnsi"/>
+      <w:rFonts w:ascii="Times New Roman" w:cstheme="majorBidi" w:eastAsiaTheme="majorEastAsia" w:hAnsi="Times New Roman"/>
       <w:b w:val="0"/>
       <w:bCs w:val="0"/>
-      <w:color w:themeColor="accent1" w:themeShade="BF" w:val="365F91"/>
+      <w:color w:val="000000"/>
     </w:rPr>
   </w:style>
   <w:style w:type="paragraph" w:customStyle="1" w:styleId="SourceCode">

--- a/multimedia_appendix_1.docx
+++ b/multimedia_appendix_1.docx
@@ -26,32 +26,6 @@
         <w:t xml:space="preserve">June 2026</w:t>
       </w:r>
     </w:p>
-    <w:sdt>
-      <w:sdtPr>
-        <w:docPartObj>
-          <w:docPartGallery w:val="Table of Contents"/>
-          <w:docPartUnique/>
-        </w:docPartObj>
-      </w:sdtPr>
-      <w:sdtContent>
-        <w:p>
-          <w:pPr>
-            <w:pStyle w:val="TOCHeading"/>
-          </w:pPr>
-          <w:r>
-            <w:t xml:space="preserve">Table of Contents</w:t>
-          </w:r>
-        </w:p>
-        <w:p>
-          <w:r>
-            <w:fldChar w:fldCharType="begin" w:dirty="true"/>
-            <w:instrText xml:space="preserve">TOC \o "1-3" \h \z \u</w:instrText>
-            <w:fldChar w:fldCharType="separate"/>
-            <w:fldChar w:fldCharType="end"/>
-          </w:r>
-        </w:p>
-      </w:sdtContent>
-    </w:sdt>
     <w:bookmarkStart w:id="16" w:name="multimedia-appendix-1"/>
     <w:p>
       <w:pPr>

--- a/multimedia_appendix_1.docx
+++ b/multimedia_appendix_1.docx
@@ -3001,17 +3001,25 @@
     <w:qFormat/>
     <w:tblPr>
       <w:tblInd w:type="dxa" w:w="0"/>
+      <w:tblBorders>
+        <w:top w:color="auto" w:space="0" w:sz="4" w:val="single"/>
+        <w:left w:color="auto" w:space="0" w:sz="4" w:val="single"/>
+        <w:bottom w:color="auto" w:space="0" w:sz="4" w:val="single"/>
+        <w:right w:color="auto" w:space="0" w:sz="4" w:val="single"/>
+        <w:insideH w:color="auto" w:space="0" w:sz="4" w:val="single"/>
+        <w:insideV w:color="auto" w:space="0" w:sz="4" w:val="single"/>
+      </w:tblBorders>
       <w:tblCellMar>
-        <w:top w:type="dxa" w:w="0"/>
+        <w:top w:type="dxa" w:w="40"/>
         <w:left w:type="dxa" w:w="108"/>
-        <w:bottom w:type="dxa" w:w="0"/>
+        <w:bottom w:type="dxa" w:w="40"/>
         <w:right w:type="dxa" w:w="108"/>
       </w:tblCellMar>
     </w:tblPr>
     <w:tblStylePr w:type="firstRow">
       <w:tcPr>
         <w:tcBorders>
-          <w:bottom w:val="single"/>
+          <w:bottom w:color="auto" w:space="0" w:sz="8" w:val="single"/>
         </w:tcBorders>
         <w:vAlign w:val="bottom"/>
       </w:tcPr>

--- a/multimedia_appendix_1.docx
+++ b/multimedia_appendix_1.docx
@@ -23,7 +23,7 @@
         <w:pStyle w:val="Date"/>
       </w:pPr>
       <w:r>
-        <w:t xml:space="preserve">June 2026</w:t>
+        <w:t xml:space="preserve">July 2026</w:t>
       </w:r>
     </w:p>
     <w:bookmarkStart w:id="16" w:name="multimedia-appendix-1"/>

--- a/multimedia_appendix_1.docx
+++ b/multimedia_appendix_1.docx
@@ -159,7 +159,7 @@
         <w:pStyle w:val="FirstParagraph"/>
       </w:pPr>
       <w:r>
-        <w:t xml:space="preserve">Each Validated Query Triple is produced through a five-step cycle that captures tacit knowledge as a byproduct of routine analytics:</w:t>
+        <w:t xml:space="preserve">Each Validated Query Triple is produced through a five-step externalization cycle that captures tacit knowledge as a byproduct of routine analytics. These steps correspond to steps 1-5 of the six-step Validated Query Cycle shown in the main paper’s Figure 2; the sixth step, Persistence, is the cumulative outcome of repeated cycles:</w:t>
       </w:r>
     </w:p>
     <w:p>

--- a/multimedia_appendix_1.docx
+++ b/multimedia_appendix_1.docx
@@ -262,7 +262,7 @@
         <w:pStyle w:val="FirstParagraph"/>
       </w:pPr>
       <w:r>
-        <w:t xml:space="preserve">The worked examples below show the artifacts this process produces.</w:t>
+        <w:t xml:space="preserve">The worked examples below show the artifacts this process produces on a synthetic database.</w:t>
       </w:r>
     </w:p>
     <w:p>
@@ -640,7 +640,7 @@
         <w:t xml:space="preserve"> </w:t>
       </w:r>
       <w:r>
-        <w:t xml:space="preserve">Aligned with NCQA HEDIS measures for Comprehensive Diabetes Care (CDC), monitoring HbA1c testing compliance in older adult populations. Uses ICD-10 E11% for Type 2 Diabetes specifically (not E10% for Type 1) per organizational coding convention. Six-month window matches the HEDIS reporting period.</w:t>
+        <w:t xml:space="preserve">Aligned with NCQA HEDIS measures for Comprehensive Diabetes Care (CDC), monitoring HbA1c testing compliance in older adult populations. Uses ICD-10 E11% for Type 2 Diabetes specifically (not E10% for Type 1) per the synthetic organization’s coding convention. Six-month window matches the HEDIS reporting period.</w:t>
       </w:r>
     </w:p>
     <w:p>
@@ -1682,7 +1682,7 @@
         <w:t xml:space="preserve">‘HOSPICE’</w:t>
       </w:r>
       <w:r>
-        <w:t xml:space="preserve">). Creatinine unit normalization (mmol/L to mg/dL via /88.4) required because our lab system stores results in mixed units depending on the originating facility. Lab item IDs 50912 and 50913 are MIMIC-III creatinine codes; local implementations must map to their own lab dictionary.</w:t>
+        <w:t xml:space="preserve">). Creatinine unit normalization (mmol/L to mg/dL via /88.4) required because this synthetic lab system stores results in mixed units depending on the originating facility. Lab item IDs 50912 and 50913 are MIMIC-III creatinine codes; local implementations must map to their own lab dictionary.</w:t>
       </w:r>
     </w:p>
     <w:p>

--- a/multimedia_appendix_1.docx
+++ b/multimedia_appendix_1.docx
@@ -15,7 +15,7 @@
         <w:pStyle w:val="Author"/>
       </w:pPr>
       <w:r>
-        <w:t xml:space="preserve">Samuel T Harrold, Yuimedi, Inc.</w:t>
+        <w:t xml:space="preserve">Samuel Thomas Harrold, Yuimedi, Inc.</w:t>
       </w:r>
     </w:p>
     <w:p>
@@ -23,7 +23,7 @@
         <w:pStyle w:val="Date"/>
       </w:pPr>
       <w:r>
-        <w:t xml:space="preserve">July 2026</w:t>
+        <w:t xml:space="preserve">August 2026</w:t>
       </w:r>
     </w:p>
     <w:bookmarkStart w:id="16" w:name="multimedia-appendix-1"/>
@@ -49,16 +49,16 @@
         <w:pStyle w:val="FirstParagraph"/>
       </w:pPr>
       <w:r>
-        <w:t xml:space="preserve">This appendix illustrates the Validated Query Triple artifact proposed by the HITL-KG framework (see the main paper’s section</w:t>
-      </w:r>
-      <w:r>
-        <w:t xml:space="preserve"> </w:t>
-      </w:r>
-      <w:r>
-        <w:t xml:space="preserve">“The Solution: Externalization via Socio-Technical Artifacts”</w:t>
-      </w:r>
-      <w:r>
-        <w:t xml:space="preserve">). Each triple comprises three components: (1)</w:t>
+        <w:t xml:space="preserve">This appendix illustrates the validated query triple artifact proposed by the HITL-KG framework (see the main paper’s section</w:t>
+      </w:r>
+      <w:r>
+        <w:t xml:space="preserve"> </w:t>
+      </w:r>
+      <w:r>
+        <w:t xml:space="preserve">“The Solution: Externalization via Sociotechnical Artifacts”</w:t>
+      </w:r>
+      <w:r>
+        <w:t xml:space="preserve">). Each triple comprises 3 components: (1)</w:t>
       </w:r>
       <w:r>
         <w:t xml:space="preserve"> </w:t>
@@ -68,7 +68,7 @@
           <w:i/>
           <w:iCs/>
         </w:rPr>
-        <w:t xml:space="preserve">Natural Language Intent</w:t>
+        <w:t xml:space="preserve">natural language intent</w:t>
       </w:r>
       <w:r>
         <w:t xml:space="preserve">, the clinical business question; (2)</w:t>
@@ -81,7 +81,7 @@
           <w:i/>
           <w:iCs/>
         </w:rPr>
-        <w:t xml:space="preserve">Executable SQL</w:t>
+        <w:t xml:space="preserve">executable SQL</w:t>
       </w:r>
       <w:r>
         <w:t xml:space="preserve">, the technical implementation; and (3)</w:t>
@@ -94,7 +94,7 @@
           <w:i/>
           <w:iCs/>
         </w:rPr>
-        <w:t xml:space="preserve">Rationale Metadata</w:t>
+        <w:t xml:space="preserve">rationale metadata</w:t>
       </w:r>
       <w:r>
         <w:t xml:space="preserve">, the contextual</w:t>
@@ -159,7 +159,7 @@
         <w:pStyle w:val="FirstParagraph"/>
       </w:pPr>
       <w:r>
-        <w:t xml:space="preserve">Each Validated Query Triple is produced through a five-step externalization cycle that captures tacit knowledge as a byproduct of routine analytics. These steps correspond to steps 1-5 of the six-step Validated Query Cycle shown in the main paper’s Figure 2; the sixth step, Persistence, is the cumulative outcome of repeated cycles:</w:t>
+        <w:t xml:space="preserve">Each validated query triple is produced through a 5-step externalization cycle that captures tacit knowledge as a byproduct of routine analytics. These steps correspond to steps 1-5 of the 6-step validated query cycle shown in the main paper’s Figure 2; the sixth step, persistence, is the cumulative outcome of repeated cycles:</w:t>
       </w:r>
     </w:p>
     <w:p>
@@ -175,7 +175,7 @@
           <w:i/>
           <w:iCs/>
         </w:rPr>
-        <w:t xml:space="preserve">Query Generation</w:t>
+        <w:t xml:space="preserve">Query generation</w:t>
       </w:r>
       <w:r>
         <w:t xml:space="preserve">: A user asks a question in natural language; the AI proposes candidate SQL based on schema knowledge.</w:t>
@@ -194,7 +194,7 @@
           <w:i/>
           <w:iCs/>
         </w:rPr>
-        <w:t xml:space="preserve">Semantic Translation</w:t>
+        <w:t xml:space="preserve">Semantic translation</w:t>
       </w:r>
       <w:r>
         <w:t xml:space="preserve">: The AI translates the SQL back into a natural-language explanation of what it will do.</w:t>
@@ -213,10 +213,10 @@
           <w:i/>
           <w:iCs/>
         </w:rPr>
-        <w:t xml:space="preserve">Expert Validation</w:t>
-      </w:r>
-      <w:r>
-        <w:t xml:space="preserve">: The domain expert confirms or corrects this interpretation. This is the critical moment of Externalization, where the Human-in-the-Loop step transforms validation into iterative knowledge capture.</w:t>
+        <w:t xml:space="preserve">Expert validation</w:t>
+      </w:r>
+      <w:r>
+        <w:t xml:space="preserve">: The domain expert confirms or corrects this interpretation. This is the critical moment of externalization, where the human-in-the-loop step transforms validation into iterative knowledge capture.</w:t>
       </w:r>
     </w:p>
     <w:p>
@@ -232,7 +232,7 @@
           <w:i/>
           <w:iCs/>
         </w:rPr>
-        <w:t xml:space="preserve">Artifact Storage</w:t>
+        <w:t xml:space="preserve">Artifact storage</w:t>
       </w:r>
       <w:r>
         <w:t xml:space="preserve">: The validated triple is hashed and stored in organizational memory.</w:t>
@@ -290,7 +290,7 @@
           <w:i/>
           <w:iCs/>
         </w:rPr>
-        <w:t xml:space="preserve">Natural Language Intent:</w:t>
+        <w:t xml:space="preserve">Natural language intent:</w:t>
       </w:r>
       <w:r>
         <w:t xml:space="preserve"> </w:t>
@@ -634,13 +634,13 @@
           <w:i/>
           <w:iCs/>
         </w:rPr>
-        <w:t xml:space="preserve">Rationale Metadata:</w:t>
-      </w:r>
-      <w:r>
-        <w:t xml:space="preserve"> </w:t>
-      </w:r>
-      <w:r>
-        <w:t xml:space="preserve">Aligned with NCQA HEDIS measures for Comprehensive Diabetes Care (CDC), monitoring HbA1c testing compliance in older adult populations. Uses ICD-10 E11% for Type 2 Diabetes specifically (not E10% for Type 1) per the synthetic organization’s coding convention. Six-month window matches the HEDIS reporting period.</w:t>
+        <w:t xml:space="preserve">Rationale metadata:</w:t>
+      </w:r>
+      <w:r>
+        <w:t xml:space="preserve"> </w:t>
+      </w:r>
+      <w:r>
+        <w:t xml:space="preserve">Aligned with NCQA HEDIS measures for Comprehensive Diabetes Care (CDC), monitoring HbA1c testing compliance in older adult populations. Uses ICD-10 E11% for type 2 diabetes specifically (not E10% for type 1) per the synthetic organization’s coding convention. Six-month window matches the HEDIS reporting period.</w:t>
       </w:r>
     </w:p>
     <w:p>
@@ -669,13 +669,13 @@
           <w:i/>
           <w:iCs/>
         </w:rPr>
-        <w:t xml:space="preserve">Natural Language Intent:</w:t>
-      </w:r>
-      <w:r>
-        <w:t xml:space="preserve"> </w:t>
-      </w:r>
-      <w:r>
-        <w:t xml:space="preserve">“Identify patients discharged with Heart Failure in 2024 who had a readmission within 30 days, excluding those discharged to hospice. For each, calculate their max creatinine levels during the index stay.”</w:t>
+        <w:t xml:space="preserve">Natural language intent:</w:t>
+      </w:r>
+      <w:r>
+        <w:t xml:space="preserve"> </w:t>
+      </w:r>
+      <w:r>
+        <w:t xml:space="preserve">“Identify patients discharged with heart failure in 2024 who had a readmission within 30 days, excluding those discharged to hospice. For each, calculate their max creatinine levels during the index stay.”</w:t>
       </w:r>
     </w:p>
     <w:p>
@@ -1667,7 +1667,7 @@
           <w:i/>
           <w:iCs/>
         </w:rPr>
-        <w:t xml:space="preserve">Rationale Metadata:</w:t>
+        <w:t xml:space="preserve">Rationale metadata:</w:t>
       </w:r>
       <w:r>
         <w:t xml:space="preserve"> </w:t>
@@ -1711,7 +1711,7 @@
           <w:i/>
           <w:iCs/>
         </w:rPr>
-        <w:t xml:space="preserve">Natural Language Intent:</w:t>
+        <w:t xml:space="preserve">Natural language intent:</w:t>
       </w:r>
       <w:r>
         <w:t xml:space="preserve"> </w:t>
@@ -2112,7 +2112,7 @@
           <w:i/>
           <w:iCs/>
         </w:rPr>
-        <w:t xml:space="preserve">Rationale Metadata:</w:t>
+        <w:t xml:space="preserve">Rationale metadata:</w:t>
       </w:r>
       <w:r>
         <w:t xml:space="preserve"> </w:t>
@@ -2144,7 +2144,7 @@
         <w:pStyle w:val="FirstParagraph"/>
       </w:pPr>
       <w:r>
-        <w:t xml:space="preserve">In traditional analytics workflows, only the SQL (component 2) would be saved, if anything. The Natural Language Intent (component 1) would exist only in an email or chat message. The Rationale Metadata (component 3), the most critical knowledge for institutional continuity, would exist only in the departing analyst’s memory.</w:t>
+        <w:t xml:space="preserve">In traditional analytics workflows, only the SQL (component 2) would be saved, if anything. The natural language intent (component 1) would exist only in an email or chat message. The rationale metadata (component 3), the most critical knowledge for institutional continuity, would exist only in the departing analyst’s memory.</w:t>
       </w:r>
     </w:p>
     <w:p>
